--- a/mps-nivel-c/oficial/03_templates/TPL-GPR-005_Template-Relatorio-de-Acompanhamento.docx
+++ b/mps-nivel-c/oficial/03_templates/TPL-GPR-005_Template-Relatorio-de-Acompanhamento.docx
@@ -71,7 +71,7 @@
           <w:color w:val="1A5276"/>
           <w:sz w:val="22"/>
         </w:rPr>
-        <w:t xml:space="preserve"> Acompanhamento periódico do projeto (GPR 14), reportado às partes interessadas na cadência acordada. Substitua os campos </w:t>
+        <w:t xml:space="preserve"> Acompanhamento periódico do projeto, reportado às partes interessadas na cadência acordada (GPR 14, GPR 15). Modelo executivo: priorize clareza e a leitura do decisor. Substitua os campos </w:t>
       </w:r>
       <w:r>
         <w:rPr>
@@ -91,7 +91,7 @@
           <w:color w:val="1A5276"/>
           <w:sz w:val="22"/>
         </w:rPr>
-        <w:t>.</w:t>
+        <w:t xml:space="preserve"> e remova as instruções em itálico na versão final. Seções não aplicáveis ao período podem ser omitidas, exceto a §1 (Situação geral), que é obrigatória.</w:t>
       </w:r>
     </w:p>
     <w:tbl>
@@ -219,7 +219,63 @@
                 <w:i w:val="0"/>
                 <w:sz w:val="20"/>
               </w:rPr>
-              <w:t>[Nome]</w:t>
+              <w:t>[Nome do projeto]</w:t>
+            </w:r>
+          </w:p>
+        </w:tc>
+      </w:tr>
+      <w:tr>
+        <w:trPr>
+          <w:cantSplit w:val="1"/>
+        </w:trPr>
+        <w:tc>
+          <w:tcPr>
+            <w:tcW w:type="dxa" w:w="4451"/>
+            <w:tcMar>
+              <w:top w:w="60" w:type="dxa"/>
+              <w:bottom w:w="60" w:type="dxa"/>
+              <w:left w:w="100" w:type="dxa"/>
+              <w:right w:w="100" w:type="dxa"/>
+            </w:tcMar>
+            <w:shd w:val="clear" w:color="auto" w:fill="F0F4F8"/>
+          </w:tcPr>
+          <w:p>
+            <w:pPr>
+              <w:spacing w:before="40" w:after="40"/>
+            </w:pPr>
+            <w:r>
+              <w:rPr>
+                <w:rFonts w:ascii="Calibri" w:hAnsi="Calibri"/>
+                <w:b/>
+                <w:i w:val="0"/>
+                <w:sz w:val="20"/>
+              </w:rPr>
+              <w:t>Cliente</w:t>
+            </w:r>
+          </w:p>
+        </w:tc>
+        <w:tc>
+          <w:tcPr>
+            <w:tcW w:type="dxa" w:w="4451"/>
+            <w:tcMar>
+              <w:top w:w="60" w:type="dxa"/>
+              <w:bottom w:w="60" w:type="dxa"/>
+              <w:left w:w="100" w:type="dxa"/>
+              <w:right w:w="100" w:type="dxa"/>
+            </w:tcMar>
+          </w:tcPr>
+          <w:p>
+            <w:pPr>
+              <w:spacing w:before="40" w:after="40"/>
+            </w:pPr>
+            <w:r>
+              <w:rPr>
+                <w:rFonts w:ascii="Calibri" w:hAnsi="Calibri"/>
+                <w:b w:val="0"/>
+                <w:i w:val="0"/>
+                <w:sz w:val="20"/>
+              </w:rPr>
+              <w:t>[Cliente]</w:t>
             </w:r>
           </w:p>
         </w:tc>
@@ -275,7 +331,7 @@
                 <w:i w:val="0"/>
                 <w:sz w:val="20"/>
               </w:rPr>
-              <w:t>[ex.: sprint X / semana / mês]</w:t>
+              <w:t>[ex.: Sprint 7 · 02/06–13/06/2026 / Quinzena / Mês]</w:t>
             </w:r>
           </w:p>
         </w:tc>
@@ -306,7 +362,7 @@
                 <w:i w:val="0"/>
                 <w:sz w:val="20"/>
               </w:rPr>
-              <w:t>Data</w:t>
+              <w:t>Data do relatório</w:t>
             </w:r>
           </w:p>
         </w:tc>
@@ -392,6 +448,62 @@
           </w:p>
         </w:tc>
       </w:tr>
+      <w:tr>
+        <w:trPr>
+          <w:cantSplit w:val="1"/>
+        </w:trPr>
+        <w:tc>
+          <w:tcPr>
+            <w:tcW w:type="dxa" w:w="4451"/>
+            <w:tcMar>
+              <w:top w:w="60" w:type="dxa"/>
+              <w:bottom w:w="60" w:type="dxa"/>
+              <w:left w:w="100" w:type="dxa"/>
+              <w:right w:w="100" w:type="dxa"/>
+            </w:tcMar>
+            <w:shd w:val="clear" w:color="auto" w:fill="F0F4F8"/>
+          </w:tcPr>
+          <w:p>
+            <w:pPr>
+              <w:spacing w:before="40" w:after="40"/>
+            </w:pPr>
+            <w:r>
+              <w:rPr>
+                <w:rFonts w:ascii="Calibri" w:hAnsi="Calibri"/>
+                <w:b/>
+                <w:i w:val="0"/>
+                <w:sz w:val="20"/>
+              </w:rPr>
+              <w:t>Destinatários</w:t>
+            </w:r>
+          </w:p>
+        </w:tc>
+        <w:tc>
+          <w:tcPr>
+            <w:tcW w:type="dxa" w:w="4451"/>
+            <w:tcMar>
+              <w:top w:w="60" w:type="dxa"/>
+              <w:bottom w:w="60" w:type="dxa"/>
+              <w:left w:w="100" w:type="dxa"/>
+              <w:right w:w="100" w:type="dxa"/>
+            </w:tcMar>
+          </w:tcPr>
+          <w:p>
+            <w:pPr>
+              <w:spacing w:before="40" w:after="40"/>
+            </w:pPr>
+            <w:r>
+              <w:rPr>
+                <w:rFonts w:ascii="Calibri" w:hAnsi="Calibri"/>
+                <w:b w:val="0"/>
+                <w:i w:val="0"/>
+                <w:sz w:val="20"/>
+              </w:rPr>
+              <w:t>[partes interessadas que recebem este report]</w:t>
+            </w:r>
+          </w:p>
+        </w:tc>
+      </w:tr>
     </w:tbl>
     <w:p>
       <w:pPr>
@@ -422,7 +534,513 @@
           <w:i/>
           <w:sz w:val="22"/>
         </w:rPr>
-        <w:t>[Status resumido: no prazo / atenção / atrasado. Visão geral do andamento.]</w:t>
+        <w:t>[Uma frase executiva: onde o projeto está e o que o decisor precisa saber agora. Em seguida, o painel RAG.]</w:t>
+      </w:r>
+    </w:p>
+    <w:tbl>
+      <w:tblPr>
+        <w:tblW w:type="auto" w:w="0"/>
+        <w:tblLook w:firstColumn="1" w:firstRow="1" w:lastColumn="0" w:lastRow="0" w:noHBand="0" w:noVBand="1" w:val="04A0"/>
+        <w:tblBorders>
+          <w:top w:val="single" w:sz="4" w:space="0" w:color="003366"/>
+          <w:left w:val="single" w:sz="4" w:space="0" w:color="003366"/>
+          <w:bottom w:val="single" w:sz="4" w:space="0" w:color="003366"/>
+          <w:right w:val="single" w:sz="4" w:space="0" w:color="003366"/>
+          <w:insideH w:val="single" w:sz="4" w:space="0" w:color="003366"/>
+          <w:insideV w:val="single" w:sz="4" w:space="0" w:color="003366"/>
+        </w:tblBorders>
+      </w:tblPr>
+      <w:tblGrid>
+        <w:gridCol w:w="2967"/>
+        <w:gridCol w:w="2967"/>
+        <w:gridCol w:w="2967"/>
+      </w:tblGrid>
+      <w:tr>
+        <w:trPr>
+          <w:cantSplit w:val="1"/>
+        </w:trPr>
+        <w:tc>
+          <w:tcPr>
+            <w:tcW w:type="dxa" w:w="2967"/>
+            <w:tcMar>
+              <w:top w:w="60" w:type="dxa"/>
+              <w:bottom w:w="60" w:type="dxa"/>
+              <w:left w:w="100" w:type="dxa"/>
+              <w:right w:w="100" w:type="dxa"/>
+            </w:tcMar>
+            <w:shd w:val="clear" w:color="auto" w:fill="003366"/>
+          </w:tcPr>
+          <w:p>
+            <w:pPr>
+              <w:spacing w:before="40" w:after="40"/>
+            </w:pPr>
+            <w:r>
+              <w:rPr>
+                <w:rFonts w:ascii="Calibri" w:hAnsi="Calibri"/>
+                <w:b/>
+                <w:i w:val="0"/>
+                <w:color w:val="FFFFFF"/>
+                <w:sz w:val="20"/>
+              </w:rPr>
+              <w:t>Dimensão</w:t>
+            </w:r>
+          </w:p>
+        </w:tc>
+        <w:tc>
+          <w:tcPr>
+            <w:tcW w:type="dxa" w:w="2967"/>
+            <w:tcMar>
+              <w:top w:w="60" w:type="dxa"/>
+              <w:bottom w:w="60" w:type="dxa"/>
+              <w:left w:w="100" w:type="dxa"/>
+              <w:right w:w="100" w:type="dxa"/>
+            </w:tcMar>
+            <w:shd w:val="clear" w:color="auto" w:fill="003366"/>
+          </w:tcPr>
+          <w:p>
+            <w:pPr>
+              <w:spacing w:before="40" w:after="40"/>
+            </w:pPr>
+            <w:r>
+              <w:rPr>
+                <w:rFonts w:ascii="Calibri" w:hAnsi="Calibri"/>
+                <w:b/>
+                <w:i w:val="0"/>
+                <w:color w:val="FFFFFF"/>
+                <w:sz w:val="20"/>
+              </w:rPr>
+              <w:t>Status</w:t>
+            </w:r>
+          </w:p>
+        </w:tc>
+        <w:tc>
+          <w:tcPr>
+            <w:tcW w:type="dxa" w:w="2967"/>
+            <w:tcMar>
+              <w:top w:w="60" w:type="dxa"/>
+              <w:bottom w:w="60" w:type="dxa"/>
+              <w:left w:w="100" w:type="dxa"/>
+              <w:right w:w="100" w:type="dxa"/>
+            </w:tcMar>
+            <w:shd w:val="clear" w:color="auto" w:fill="003366"/>
+          </w:tcPr>
+          <w:p>
+            <w:pPr>
+              <w:spacing w:before="40" w:after="40"/>
+            </w:pPr>
+            <w:r>
+              <w:rPr>
+                <w:rFonts w:ascii="Calibri" w:hAnsi="Calibri"/>
+                <w:b/>
+                <w:i w:val="0"/>
+                <w:color w:val="FFFFFF"/>
+                <w:sz w:val="20"/>
+              </w:rPr>
+              <w:t>Comentário (1 linha)</w:t>
+            </w:r>
+          </w:p>
+        </w:tc>
+      </w:tr>
+      <w:tr>
+        <w:trPr>
+          <w:cantSplit w:val="1"/>
+        </w:trPr>
+        <w:tc>
+          <w:tcPr>
+            <w:tcW w:type="dxa" w:w="2967"/>
+            <w:tcMar>
+              <w:top w:w="60" w:type="dxa"/>
+              <w:bottom w:w="60" w:type="dxa"/>
+              <w:left w:w="100" w:type="dxa"/>
+              <w:right w:w="100" w:type="dxa"/>
+            </w:tcMar>
+            <w:shd w:val="clear" w:color="auto" w:fill="EBF5FB"/>
+          </w:tcPr>
+          <w:p>
+            <w:pPr>
+              <w:spacing w:before="40" w:after="40"/>
+            </w:pPr>
+            <w:r>
+              <w:rPr>
+                <w:rFonts w:ascii="Calibri" w:hAnsi="Calibri"/>
+                <w:b/>
+                <w:i w:val="0"/>
+                <w:sz w:val="20"/>
+              </w:rPr>
+              <w:t>Prazo</w:t>
+            </w:r>
+          </w:p>
+        </w:tc>
+        <w:tc>
+          <w:tcPr>
+            <w:tcW w:type="dxa" w:w="2967"/>
+            <w:tcMar>
+              <w:top w:w="60" w:type="dxa"/>
+              <w:bottom w:w="60" w:type="dxa"/>
+              <w:left w:w="100" w:type="dxa"/>
+              <w:right w:w="100" w:type="dxa"/>
+            </w:tcMar>
+            <w:shd w:val="clear" w:color="auto" w:fill="EBF5FB"/>
+          </w:tcPr>
+          <w:p>
+            <w:pPr>
+              <w:spacing w:before="40" w:after="40"/>
+            </w:pPr>
+            <w:r>
+              <w:rPr>
+                <w:rFonts w:ascii="Calibri" w:hAnsi="Calibri"/>
+                <w:b w:val="0"/>
+                <w:i w:val="0"/>
+                <w:sz w:val="20"/>
+              </w:rPr>
+              <w:t>🟢 No prazo / 🟡 Atenção / 🔴 Atrasado</w:t>
+            </w:r>
+          </w:p>
+        </w:tc>
+        <w:tc>
+          <w:tcPr>
+            <w:tcW w:type="dxa" w:w="2967"/>
+            <w:tcMar>
+              <w:top w:w="60" w:type="dxa"/>
+              <w:bottom w:w="60" w:type="dxa"/>
+              <w:left w:w="100" w:type="dxa"/>
+              <w:right w:w="100" w:type="dxa"/>
+            </w:tcMar>
+            <w:shd w:val="clear" w:color="auto" w:fill="EBF5FB"/>
+          </w:tcPr>
+          <w:p>
+            <w:pPr>
+              <w:spacing w:before="40" w:after="40"/>
+            </w:pPr>
+            <w:r>
+              <w:rPr>
+                <w:rFonts w:ascii="Calibri" w:hAnsi="Calibri"/>
+                <w:b w:val="0"/>
+                <w:i w:val="0"/>
+                <w:sz w:val="20"/>
+              </w:rPr>
+              <w:t>[...]</w:t>
+            </w:r>
+          </w:p>
+        </w:tc>
+      </w:tr>
+      <w:tr>
+        <w:trPr>
+          <w:cantSplit w:val="1"/>
+        </w:trPr>
+        <w:tc>
+          <w:tcPr>
+            <w:tcW w:type="dxa" w:w="2967"/>
+            <w:tcMar>
+              <w:top w:w="60" w:type="dxa"/>
+              <w:bottom w:w="60" w:type="dxa"/>
+              <w:left w:w="100" w:type="dxa"/>
+              <w:right w:w="100" w:type="dxa"/>
+            </w:tcMar>
+          </w:tcPr>
+          <w:p>
+            <w:pPr>
+              <w:spacing w:before="40" w:after="40"/>
+            </w:pPr>
+            <w:r>
+              <w:rPr>
+                <w:rFonts w:ascii="Calibri" w:hAnsi="Calibri"/>
+                <w:b/>
+                <w:i w:val="0"/>
+                <w:sz w:val="20"/>
+              </w:rPr>
+              <w:t>Escopo</w:t>
+            </w:r>
+          </w:p>
+        </w:tc>
+        <w:tc>
+          <w:tcPr>
+            <w:tcW w:type="dxa" w:w="2967"/>
+            <w:tcMar>
+              <w:top w:w="60" w:type="dxa"/>
+              <w:bottom w:w="60" w:type="dxa"/>
+              <w:left w:w="100" w:type="dxa"/>
+              <w:right w:w="100" w:type="dxa"/>
+            </w:tcMar>
+          </w:tcPr>
+          <w:p>
+            <w:pPr>
+              <w:spacing w:before="40" w:after="40"/>
+            </w:pPr>
+            <w:r>
+              <w:rPr>
+                <w:rFonts w:ascii="Calibri" w:hAnsi="Calibri"/>
+                <w:b w:val="0"/>
+                <w:i w:val="0"/>
+                <w:sz w:val="20"/>
+              </w:rPr>
+              <w:t>🟢 Estável / 🟡 Em mudança / 🔴 Crítico</w:t>
+            </w:r>
+          </w:p>
+        </w:tc>
+        <w:tc>
+          <w:tcPr>
+            <w:tcW w:type="dxa" w:w="2967"/>
+            <w:tcMar>
+              <w:top w:w="60" w:type="dxa"/>
+              <w:bottom w:w="60" w:type="dxa"/>
+              <w:left w:w="100" w:type="dxa"/>
+              <w:right w:w="100" w:type="dxa"/>
+            </w:tcMar>
+          </w:tcPr>
+          <w:p>
+            <w:pPr>
+              <w:spacing w:before="40" w:after="40"/>
+            </w:pPr>
+            <w:r>
+              <w:rPr>
+                <w:rFonts w:ascii="Calibri" w:hAnsi="Calibri"/>
+                <w:b w:val="0"/>
+                <w:i w:val="0"/>
+                <w:sz w:val="20"/>
+              </w:rPr>
+              <w:t>[...]</w:t>
+            </w:r>
+          </w:p>
+        </w:tc>
+      </w:tr>
+      <w:tr>
+        <w:trPr>
+          <w:cantSplit w:val="1"/>
+        </w:trPr>
+        <w:tc>
+          <w:tcPr>
+            <w:tcW w:type="dxa" w:w="2967"/>
+            <w:tcMar>
+              <w:top w:w="60" w:type="dxa"/>
+              <w:bottom w:w="60" w:type="dxa"/>
+              <w:left w:w="100" w:type="dxa"/>
+              <w:right w:w="100" w:type="dxa"/>
+            </w:tcMar>
+            <w:shd w:val="clear" w:color="auto" w:fill="EBF5FB"/>
+          </w:tcPr>
+          <w:p>
+            <w:pPr>
+              <w:spacing w:before="40" w:after="40"/>
+            </w:pPr>
+            <w:r>
+              <w:rPr>
+                <w:rFonts w:ascii="Calibri" w:hAnsi="Calibri"/>
+                <w:b/>
+                <w:i w:val="0"/>
+                <w:sz w:val="20"/>
+              </w:rPr>
+              <w:t>Risco</w:t>
+            </w:r>
+          </w:p>
+        </w:tc>
+        <w:tc>
+          <w:tcPr>
+            <w:tcW w:type="dxa" w:w="2967"/>
+            <w:tcMar>
+              <w:top w:w="60" w:type="dxa"/>
+              <w:bottom w:w="60" w:type="dxa"/>
+              <w:left w:w="100" w:type="dxa"/>
+              <w:right w:w="100" w:type="dxa"/>
+            </w:tcMar>
+            <w:shd w:val="clear" w:color="auto" w:fill="EBF5FB"/>
+          </w:tcPr>
+          <w:p>
+            <w:pPr>
+              <w:spacing w:before="40" w:after="40"/>
+            </w:pPr>
+            <w:r>
+              <w:rPr>
+                <w:rFonts w:ascii="Calibri" w:hAnsi="Calibri"/>
+                <w:b w:val="0"/>
+                <w:i w:val="0"/>
+                <w:sz w:val="20"/>
+              </w:rPr>
+              <w:t>🟢 Sob controle / 🟡 Atenção / 🔴 Crítico</w:t>
+            </w:r>
+          </w:p>
+        </w:tc>
+        <w:tc>
+          <w:tcPr>
+            <w:tcW w:type="dxa" w:w="2967"/>
+            <w:tcMar>
+              <w:top w:w="60" w:type="dxa"/>
+              <w:bottom w:w="60" w:type="dxa"/>
+              <w:left w:w="100" w:type="dxa"/>
+              <w:right w:w="100" w:type="dxa"/>
+            </w:tcMar>
+            <w:shd w:val="clear" w:color="auto" w:fill="EBF5FB"/>
+          </w:tcPr>
+          <w:p>
+            <w:pPr>
+              <w:spacing w:before="40" w:after="40"/>
+            </w:pPr>
+            <w:r>
+              <w:rPr>
+                <w:rFonts w:ascii="Calibri" w:hAnsi="Calibri"/>
+                <w:b w:val="0"/>
+                <w:i w:val="0"/>
+                <w:sz w:val="20"/>
+              </w:rPr>
+              <w:t>[...]</w:t>
+            </w:r>
+          </w:p>
+        </w:tc>
+      </w:tr>
+      <w:tr>
+        <w:trPr>
+          <w:cantSplit w:val="1"/>
+        </w:trPr>
+        <w:tc>
+          <w:tcPr>
+            <w:tcW w:type="dxa" w:w="2967"/>
+            <w:tcMar>
+              <w:top w:w="60" w:type="dxa"/>
+              <w:bottom w:w="60" w:type="dxa"/>
+              <w:left w:w="100" w:type="dxa"/>
+              <w:right w:w="100" w:type="dxa"/>
+            </w:tcMar>
+          </w:tcPr>
+          <w:p>
+            <w:pPr>
+              <w:spacing w:before="40" w:after="40"/>
+            </w:pPr>
+            <w:r>
+              <w:rPr>
+                <w:rFonts w:ascii="Calibri" w:hAnsi="Calibri"/>
+                <w:b/>
+                <w:i w:val="0"/>
+                <w:sz w:val="20"/>
+              </w:rPr>
+              <w:t>Qualidade</w:t>
+            </w:r>
+          </w:p>
+        </w:tc>
+        <w:tc>
+          <w:tcPr>
+            <w:tcW w:type="dxa" w:w="2967"/>
+            <w:tcMar>
+              <w:top w:w="60" w:type="dxa"/>
+              <w:bottom w:w="60" w:type="dxa"/>
+              <w:left w:w="100" w:type="dxa"/>
+              <w:right w:w="100" w:type="dxa"/>
+            </w:tcMar>
+          </w:tcPr>
+          <w:p>
+            <w:pPr>
+              <w:spacing w:before="40" w:after="40"/>
+            </w:pPr>
+            <w:r>
+              <w:rPr>
+                <w:rFonts w:ascii="Calibri" w:hAnsi="Calibri"/>
+                <w:b w:val="0"/>
+                <w:i w:val="0"/>
+                <w:sz w:val="20"/>
+              </w:rPr>
+              <w:t>🟢 Dentro do esperado / 🟡 Atenção / 🔴 Crítico</w:t>
+            </w:r>
+          </w:p>
+        </w:tc>
+        <w:tc>
+          <w:tcPr>
+            <w:tcW w:type="dxa" w:w="2967"/>
+            <w:tcMar>
+              <w:top w:w="60" w:type="dxa"/>
+              <w:bottom w:w="60" w:type="dxa"/>
+              <w:left w:w="100" w:type="dxa"/>
+              <w:right w:w="100" w:type="dxa"/>
+            </w:tcMar>
+          </w:tcPr>
+          <w:p>
+            <w:pPr>
+              <w:spacing w:before="40" w:after="40"/>
+            </w:pPr>
+            <w:r>
+              <w:rPr>
+                <w:rFonts w:ascii="Calibri" w:hAnsi="Calibri"/>
+                <w:b w:val="0"/>
+                <w:i w:val="0"/>
+                <w:sz w:val="20"/>
+              </w:rPr>
+              <w:t>[...]</w:t>
+            </w:r>
+          </w:p>
+        </w:tc>
+      </w:tr>
+    </w:tbl>
+    <w:p>
+      <w:pPr>
+        <w:spacing w:before="0" w:after="160"/>
+      </w:pPr>
+    </w:p>
+    <w:p>
+      <w:pPr>
+        <w:spacing w:before="40" w:after="120"/>
+        <w:ind w:left="454"/>
+        <w:pBdr>
+          <w:left w:val="single" w:sz="12" w:space="8" w:color="003366"/>
+        </w:pBdr>
+      </w:pPr>
+      <w:r>
+        <w:rPr>
+          <w:rFonts w:ascii="Calibri" w:hAnsi="Calibri"/>
+          <w:b w:val="0"/>
+          <w:i/>
+          <w:color w:val="1A5276"/>
+          <w:sz w:val="22"/>
+        </w:rPr>
+        <w:t>Convenção de cores:</w:t>
+      </w:r>
+      <w:r>
+        <w:rPr>
+          <w:rFonts w:ascii="Calibri" w:hAnsi="Calibri"/>
+          <w:b w:val="0"/>
+          <w:i w:val="0"/>
+          <w:color w:val="1A5276"/>
+          <w:sz w:val="22"/>
+        </w:rPr>
+        <w:t xml:space="preserve"> 🟢 sem ação necessária · 🟡 sob acompanhamento, ação em curso · 🔴 exige decisão/atenção do cliente.</w:t>
+      </w:r>
+    </w:p>
+    <w:p>
+      <w:pPr>
+        <w:pStyle w:val="Heading1"/>
+        <w:keepNext/>
+        <w:keepLines/>
+        <w:pBdr>
+          <w:bottom w:val="single" w:sz="4" w:space="2" w:color="D6E4F0"/>
+        </w:pBdr>
+      </w:pPr>
+      <w:r>
+        <w:t>2. Resumo do período</w:t>
+      </w:r>
+    </w:p>
+    <w:p>
+      <w:pPr>
+        <w:spacing w:before="0" w:after="120"/>
+      </w:pPr>
+      <w:r>
+        <w:rPr>
+          <w:rFonts w:ascii="Calibri" w:hAnsi="Calibri"/>
+          <w:b w:val="0"/>
+          <w:i/>
+          <w:sz w:val="22"/>
+        </w:rPr>
+        <w:t>[Visão narrativa curta (3–5 linhas) do que aconteceu no período. Linguagem de negócio, não técnica. É a única seção que muitos decisores leem — torne-a autossuficiente.]</w:t>
+      </w:r>
+    </w:p>
+    <w:p>
+      <w:pPr>
+        <w:spacing w:before="0" w:after="120"/>
+      </w:pPr>
+      <w:r>
+        <w:rPr>
+          <w:rFonts w:ascii="Calibri" w:hAnsi="Calibri"/>
+          <w:b/>
+          <w:i w:val="0"/>
+          <w:sz w:val="22"/>
+        </w:rPr>
+        <w:t>Indicadores do período (destaque):</w:t>
       </w:r>
     </w:p>
     <w:tbl>
@@ -496,7 +1114,7 @@
                 <w:color w:val="FFFFFF"/>
                 <w:sz w:val="20"/>
               </w:rPr>
-              <w:t>Status</w:t>
+              <w:t>Valor</w:t>
             </w:r>
           </w:p>
         </w:tc>
@@ -527,7 +1145,7 @@
                 <w:i w:val="0"/>
                 <w:sz w:val="20"/>
               </w:rPr>
-              <w:t>Prazo</w:t>
+              <w:t>Horas trabalhadas no período</w:t>
             </w:r>
           </w:p>
         </w:tc>
@@ -553,7 +1171,7 @@
                 <w:i w:val="0"/>
                 <w:sz w:val="20"/>
               </w:rPr>
-              <w:t>[no prazo / atenção / atrasado]</w:t>
+              <w:t>[h]</w:t>
             </w:r>
           </w:p>
         </w:tc>
@@ -583,7 +1201,7 @@
                 <w:i w:val="0"/>
                 <w:sz w:val="20"/>
               </w:rPr>
-              <w:t>Escopo</w:t>
+              <w:t>Entregas concluídas</w:t>
             </w:r>
           </w:p>
         </w:tc>
@@ -608,7 +1226,7 @@
                 <w:i w:val="0"/>
                 <w:sz w:val="20"/>
               </w:rPr>
-              <w:t>[estável / com mudanças]</w:t>
+              <w:t>[n]</w:t>
             </w:r>
           </w:p>
         </w:tc>
@@ -639,7 +1257,7 @@
                 <w:i w:val="0"/>
                 <w:sz w:val="20"/>
               </w:rPr>
-              <w:t>Riscos</w:t>
+              <w:t>Avanço do projeto (acumulado)</w:t>
             </w:r>
           </w:p>
         </w:tc>
@@ -665,7 +1283,62 @@
                 <w:i w:val="0"/>
                 <w:sz w:val="20"/>
               </w:rPr>
-              <w:t>[sob controle / atenção]</w:t>
+              <w:t>[%]</w:t>
+            </w:r>
+          </w:p>
+        </w:tc>
+      </w:tr>
+      <w:tr>
+        <w:trPr>
+          <w:cantSplit w:val="1"/>
+        </w:trPr>
+        <w:tc>
+          <w:tcPr>
+            <w:tcW w:type="dxa" w:w="4451"/>
+            <w:tcMar>
+              <w:top w:w="60" w:type="dxa"/>
+              <w:bottom w:w="60" w:type="dxa"/>
+              <w:left w:w="100" w:type="dxa"/>
+              <w:right w:w="100" w:type="dxa"/>
+            </w:tcMar>
+          </w:tcPr>
+          <w:p>
+            <w:pPr>
+              <w:spacing w:before="40" w:after="40"/>
+            </w:pPr>
+            <w:r>
+              <w:rPr>
+                <w:rFonts w:ascii="Calibri" w:hAnsi="Calibri"/>
+                <w:b w:val="0"/>
+                <w:i w:val="0"/>
+                <w:sz w:val="20"/>
+              </w:rPr>
+              <w:t>[outro indicador-chave do projeto]</w:t>
+            </w:r>
+          </w:p>
+        </w:tc>
+        <w:tc>
+          <w:tcPr>
+            <w:tcW w:type="dxa" w:w="4451"/>
+            <w:tcMar>
+              <w:top w:w="60" w:type="dxa"/>
+              <w:bottom w:w="60" w:type="dxa"/>
+              <w:left w:w="100" w:type="dxa"/>
+              <w:right w:w="100" w:type="dxa"/>
+            </w:tcMar>
+          </w:tcPr>
+          <w:p>
+            <w:pPr>
+              <w:spacing w:before="40" w:after="40"/>
+            </w:pPr>
+            <w:r>
+              <w:rPr>
+                <w:rFonts w:ascii="Calibri" w:hAnsi="Calibri"/>
+                <w:b w:val="0"/>
+                <w:i w:val="0"/>
+                <w:sz w:val="20"/>
+              </w:rPr>
+              <w:t>[...]</w:t>
             </w:r>
           </w:p>
         </w:tc>
@@ -686,7 +1359,7 @@
         </w:pBdr>
       </w:pPr>
       <w:r>
-        <w:t>2. Realizado no período</w:t>
+        <w:t>3. Entregas realizadas no período</w:t>
       </w:r>
     </w:p>
     <w:p>
@@ -700,61 +1373,7 @@
           <w:i/>
           <w:sz w:val="22"/>
         </w:rPr>
-        <w:t>[O que foi entregue/concluído no período de referência.]</w:t>
-      </w:r>
-    </w:p>
-    <w:p>
-      <w:pPr>
-        <w:pStyle w:val="Heading1"/>
-        <w:keepNext/>
-        <w:keepLines/>
-        <w:pBdr>
-          <w:bottom w:val="single" w:sz="4" w:space="2" w:color="D6E4F0"/>
-        </w:pBdr>
-      </w:pPr>
-      <w:r>
-        <w:t>3. Planejado para o próximo período</w:t>
-      </w:r>
-    </w:p>
-    <w:p>
-      <w:pPr>
-        <w:spacing w:before="0" w:after="120"/>
-      </w:pPr>
-      <w:r>
-        <w:rPr>
-          <w:rFonts w:ascii="Calibri" w:hAnsi="Calibri"/>
-          <w:b w:val="0"/>
-          <w:i/>
-          <w:sz w:val="22"/>
-        </w:rPr>
-        <w:t>[O que está previsto para o próximo período.]</w:t>
-      </w:r>
-    </w:p>
-    <w:p>
-      <w:pPr>
-        <w:pStyle w:val="Heading1"/>
-        <w:keepNext/>
-        <w:keepLines/>
-        <w:pBdr>
-          <w:bottom w:val="single" w:sz="4" w:space="2" w:color="D6E4F0"/>
-        </w:pBdr>
-      </w:pPr>
-      <w:r>
-        <w:t>4. Indicadores do projeto</w:t>
-      </w:r>
-    </w:p>
-    <w:p>
-      <w:pPr>
-        <w:spacing w:before="0" w:after="120"/>
-      </w:pPr>
-      <w:r>
-        <w:rPr>
-          <w:rFonts w:ascii="Calibri" w:hAnsi="Calibri"/>
-          <w:b w:val="0"/>
-          <w:i/>
-          <w:sz w:val="22"/>
-        </w:rPr>
-        <w:t>[Indicadores acompanhados conforme a Medição (PLA-MED-001): aderência ao prazo, esforço estimado × real, velocity, defeitos, retrabalho.]</w:t>
+        <w:t>[O que foi concluído e o valor que gera para o cliente. Liste entregáveis, não tarefas. Quando houver entrega "além do contrato" ou cortesia, destaque — é informação executiva relevante.]</w:t>
       </w:r>
     </w:p>
     <w:tbl>
@@ -802,7 +1421,7 @@
                 <w:color w:val="FFFFFF"/>
                 <w:sz w:val="20"/>
               </w:rPr>
-              <w:t>Indicador</w:t>
+              <w:t>Entrega</w:t>
             </w:r>
           </w:p>
         </w:tc>
@@ -829,7 +1448,7 @@
                 <w:color w:val="FFFFFF"/>
                 <w:sz w:val="20"/>
               </w:rPr>
-              <w:t>Valor</w:t>
+              <w:t>Resultado / valor para o cliente</w:t>
             </w:r>
           </w:p>
         </w:tc>
@@ -856,7 +1475,7 @@
                 <w:color w:val="FFFFFF"/>
                 <w:sz w:val="20"/>
               </w:rPr>
-              <w:t>Tendência</w:t>
+              <w:t>Situação</w:t>
             </w:r>
           </w:p>
         </w:tc>
@@ -939,7 +1558,87 @@
                 <w:i w:val="0"/>
                 <w:sz w:val="20"/>
               </w:rPr>
+              <w:t>✅ Concluído</w:t>
+            </w:r>
+          </w:p>
+        </w:tc>
+      </w:tr>
+      <w:tr>
+        <w:trPr>
+          <w:cantSplit w:val="1"/>
+        </w:trPr>
+        <w:tc>
+          <w:tcPr>
+            <w:tcW w:type="dxa" w:w="2967"/>
+            <w:tcMar>
+              <w:top w:w="60" w:type="dxa"/>
+              <w:bottom w:w="60" w:type="dxa"/>
+              <w:left w:w="100" w:type="dxa"/>
+              <w:right w:w="100" w:type="dxa"/>
+            </w:tcMar>
+          </w:tcPr>
+          <w:p>
+            <w:pPr>
+              <w:spacing w:before="40" w:after="40"/>
+            </w:pPr>
+            <w:r>
+              <w:rPr>
+                <w:rFonts w:ascii="Calibri" w:hAnsi="Calibri"/>
+                <w:b w:val="0"/>
+                <w:i w:val="0"/>
+                <w:sz w:val="20"/>
+              </w:rPr>
               <w:t>[...]</w:t>
+            </w:r>
+          </w:p>
+        </w:tc>
+        <w:tc>
+          <w:tcPr>
+            <w:tcW w:type="dxa" w:w="2967"/>
+            <w:tcMar>
+              <w:top w:w="60" w:type="dxa"/>
+              <w:bottom w:w="60" w:type="dxa"/>
+              <w:left w:w="100" w:type="dxa"/>
+              <w:right w:w="100" w:type="dxa"/>
+            </w:tcMar>
+          </w:tcPr>
+          <w:p>
+            <w:pPr>
+              <w:spacing w:before="40" w:after="40"/>
+            </w:pPr>
+            <w:r>
+              <w:rPr>
+                <w:rFonts w:ascii="Calibri" w:hAnsi="Calibri"/>
+                <w:b w:val="0"/>
+                <w:i w:val="0"/>
+                <w:sz w:val="20"/>
+              </w:rPr>
+              <w:t>[...]</w:t>
+            </w:r>
+          </w:p>
+        </w:tc>
+        <w:tc>
+          <w:tcPr>
+            <w:tcW w:type="dxa" w:w="2967"/>
+            <w:tcMar>
+              <w:top w:w="60" w:type="dxa"/>
+              <w:bottom w:w="60" w:type="dxa"/>
+              <w:left w:w="100" w:type="dxa"/>
+              <w:right w:w="100" w:type="dxa"/>
+            </w:tcMar>
+          </w:tcPr>
+          <w:p>
+            <w:pPr>
+              <w:spacing w:before="40" w:after="40"/>
+            </w:pPr>
+            <w:r>
+              <w:rPr>
+                <w:rFonts w:ascii="Calibri" w:hAnsi="Calibri"/>
+                <w:b w:val="0"/>
+                <w:i w:val="0"/>
+                <w:sz w:val="20"/>
+              </w:rPr>
+              <w:t>✅ Concluído</w:t>
             </w:r>
           </w:p>
         </w:tc>
@@ -960,7 +1659,7 @@
         </w:pBdr>
       </w:pPr>
       <w:r>
-        <w:t>5. Riscos e ações</w:t>
+        <w:t>4. Planejado para o próximo período</w:t>
       </w:r>
     </w:p>
     <w:p>
@@ -974,7 +1673,7 @@
           <w:i/>
           <w:sz w:val="22"/>
         </w:rPr>
-        <w:t>[Principais riscos ativos e ações em andamento. Detalhe no Jira.]</w:t>
+        <w:t>[O que será atacado no próximo ciclo e os marcos associados.]</w:t>
       </w:r>
     </w:p>
     <w:tbl>
@@ -1022,7 +1721,7 @@
                 <w:color w:val="FFFFFF"/>
                 <w:sz w:val="20"/>
               </w:rPr>
-              <w:t>Risco / ação</w:t>
+              <w:t>Item / marco</w:t>
             </w:r>
           </w:p>
         </w:tc>
@@ -1049,7 +1748,7 @@
                 <w:color w:val="FFFFFF"/>
                 <w:sz w:val="20"/>
               </w:rPr>
-              <w:t>Situação</w:t>
+              <w:t>Data prevista</w:t>
             </w:r>
           </w:p>
         </w:tc>
@@ -1076,7 +1775,7 @@
                 <w:color w:val="FFFFFF"/>
                 <w:sz w:val="20"/>
               </w:rPr>
-              <w:t>Responsável</w:t>
+              <w:t>Observação</w:t>
             </w:r>
           </w:p>
         </w:tc>
@@ -1133,7 +1832,7 @@
                 <w:i w:val="0"/>
                 <w:sz w:val="20"/>
               </w:rPr>
-              <w:t>[...]</w:t>
+              <w:t>[dd/mm/aaaa]</w:t>
             </w:r>
           </w:p>
         </w:tc>
@@ -1180,7 +1879,7 @@
         </w:pBdr>
       </w:pPr>
       <w:r>
-        <w:t>6. Mudanças (change requests)</w:t>
+        <w:t>5. Indicadores do projeto (acompanhamento)</w:t>
       </w:r>
     </w:p>
     <w:p>
@@ -1194,8 +1893,574 @@
           <w:i/>
           <w:sz w:val="22"/>
         </w:rPr>
-        <w:t>[Change requests abertos/aprovados no período, se houver.]</w:t>
+        <w:t>[Indicadores acompanhados conforme a Medição (PLA-MED-001). Use a tendência para mostrar evolução em relação ao report anterior.]</w:t>
       </w:r>
+    </w:p>
+    <w:tbl>
+      <w:tblPr>
+        <w:tblW w:type="auto" w:w="0"/>
+        <w:tblLook w:firstColumn="1" w:firstRow="1" w:lastColumn="0" w:lastRow="0" w:noHBand="0" w:noVBand="1" w:val="04A0"/>
+        <w:tblBorders>
+          <w:top w:val="single" w:sz="4" w:space="0" w:color="003366"/>
+          <w:left w:val="single" w:sz="4" w:space="0" w:color="003366"/>
+          <w:bottom w:val="single" w:sz="4" w:space="0" w:color="003366"/>
+          <w:right w:val="single" w:sz="4" w:space="0" w:color="003366"/>
+          <w:insideH w:val="single" w:sz="4" w:space="0" w:color="003366"/>
+          <w:insideV w:val="single" w:sz="4" w:space="0" w:color="003366"/>
+        </w:tblBorders>
+      </w:tblPr>
+      <w:tblGrid>
+        <w:gridCol w:w="2225"/>
+        <w:gridCol w:w="2225"/>
+        <w:gridCol w:w="2225"/>
+        <w:gridCol w:w="2225"/>
+      </w:tblGrid>
+      <w:tr>
+        <w:trPr>
+          <w:cantSplit w:val="1"/>
+        </w:trPr>
+        <w:tc>
+          <w:tcPr>
+            <w:tcW w:type="dxa" w:w="2225"/>
+            <w:tcMar>
+              <w:top w:w="60" w:type="dxa"/>
+              <w:bottom w:w="60" w:type="dxa"/>
+              <w:left w:w="100" w:type="dxa"/>
+              <w:right w:w="100" w:type="dxa"/>
+            </w:tcMar>
+            <w:shd w:val="clear" w:color="auto" w:fill="003366"/>
+          </w:tcPr>
+          <w:p>
+            <w:pPr>
+              <w:spacing w:before="40" w:after="40"/>
+            </w:pPr>
+            <w:r>
+              <w:rPr>
+                <w:rFonts w:ascii="Calibri" w:hAnsi="Calibri"/>
+                <w:b/>
+                <w:i w:val="0"/>
+                <w:color w:val="FFFFFF"/>
+                <w:sz w:val="20"/>
+              </w:rPr>
+              <w:t>Indicador</w:t>
+            </w:r>
+          </w:p>
+        </w:tc>
+        <w:tc>
+          <w:tcPr>
+            <w:tcW w:type="dxa" w:w="2225"/>
+            <w:tcMar>
+              <w:top w:w="60" w:type="dxa"/>
+              <w:bottom w:w="60" w:type="dxa"/>
+              <w:left w:w="100" w:type="dxa"/>
+              <w:right w:w="100" w:type="dxa"/>
+            </w:tcMar>
+            <w:shd w:val="clear" w:color="auto" w:fill="003366"/>
+          </w:tcPr>
+          <w:p>
+            <w:pPr>
+              <w:spacing w:before="40" w:after="40"/>
+            </w:pPr>
+            <w:r>
+              <w:rPr>
+                <w:rFonts w:ascii="Calibri" w:hAnsi="Calibri"/>
+                <w:b/>
+                <w:i w:val="0"/>
+                <w:color w:val="FFFFFF"/>
+                <w:sz w:val="20"/>
+              </w:rPr>
+              <w:t>Meta / referência</w:t>
+            </w:r>
+          </w:p>
+        </w:tc>
+        <w:tc>
+          <w:tcPr>
+            <w:tcW w:type="dxa" w:w="2225"/>
+            <w:tcMar>
+              <w:top w:w="60" w:type="dxa"/>
+              <w:bottom w:w="60" w:type="dxa"/>
+              <w:left w:w="100" w:type="dxa"/>
+              <w:right w:w="100" w:type="dxa"/>
+            </w:tcMar>
+            <w:shd w:val="clear" w:color="auto" w:fill="003366"/>
+          </w:tcPr>
+          <w:p>
+            <w:pPr>
+              <w:spacing w:before="40" w:after="40"/>
+            </w:pPr>
+            <w:r>
+              <w:rPr>
+                <w:rFonts w:ascii="Calibri" w:hAnsi="Calibri"/>
+                <w:b/>
+                <w:i w:val="0"/>
+                <w:color w:val="FFFFFF"/>
+                <w:sz w:val="20"/>
+              </w:rPr>
+              <w:t>Período atual</w:t>
+            </w:r>
+          </w:p>
+        </w:tc>
+        <w:tc>
+          <w:tcPr>
+            <w:tcW w:type="dxa" w:w="2225"/>
+            <w:tcMar>
+              <w:top w:w="60" w:type="dxa"/>
+              <w:bottom w:w="60" w:type="dxa"/>
+              <w:left w:w="100" w:type="dxa"/>
+              <w:right w:w="100" w:type="dxa"/>
+            </w:tcMar>
+            <w:shd w:val="clear" w:color="auto" w:fill="003366"/>
+          </w:tcPr>
+          <w:p>
+            <w:pPr>
+              <w:spacing w:before="40" w:after="40"/>
+            </w:pPr>
+            <w:r>
+              <w:rPr>
+                <w:rFonts w:ascii="Calibri" w:hAnsi="Calibri"/>
+                <w:b/>
+                <w:i w:val="0"/>
+                <w:color w:val="FFFFFF"/>
+                <w:sz w:val="20"/>
+              </w:rPr>
+              <w:t>Tendência</w:t>
+            </w:r>
+          </w:p>
+        </w:tc>
+      </w:tr>
+      <w:tr>
+        <w:trPr>
+          <w:cantSplit w:val="1"/>
+        </w:trPr>
+        <w:tc>
+          <w:tcPr>
+            <w:tcW w:type="dxa" w:w="2225"/>
+            <w:tcMar>
+              <w:top w:w="60" w:type="dxa"/>
+              <w:bottom w:w="60" w:type="dxa"/>
+              <w:left w:w="100" w:type="dxa"/>
+              <w:right w:w="100" w:type="dxa"/>
+            </w:tcMar>
+            <w:shd w:val="clear" w:color="auto" w:fill="EBF5FB"/>
+          </w:tcPr>
+          <w:p>
+            <w:pPr>
+              <w:spacing w:before="40" w:after="40"/>
+            </w:pPr>
+            <w:r>
+              <w:rPr>
+                <w:rFonts w:ascii="Calibri" w:hAnsi="Calibri"/>
+                <w:b w:val="0"/>
+                <w:i w:val="0"/>
+                <w:sz w:val="20"/>
+              </w:rPr>
+              <w:t>Aderência ao prazo (SPI)</w:t>
+            </w:r>
+          </w:p>
+        </w:tc>
+        <w:tc>
+          <w:tcPr>
+            <w:tcW w:type="dxa" w:w="2225"/>
+            <w:tcMar>
+              <w:top w:w="60" w:type="dxa"/>
+              <w:bottom w:w="60" w:type="dxa"/>
+              <w:left w:w="100" w:type="dxa"/>
+              <w:right w:w="100" w:type="dxa"/>
+            </w:tcMar>
+            <w:shd w:val="clear" w:color="auto" w:fill="EBF5FB"/>
+          </w:tcPr>
+          <w:p>
+            <w:pPr>
+              <w:spacing w:before="40" w:after="40"/>
+            </w:pPr>
+            <w:r>
+              <w:rPr>
+                <w:rFonts w:ascii="Calibri" w:hAnsi="Calibri"/>
+                <w:b w:val="0"/>
+                <w:i w:val="0"/>
+                <w:sz w:val="20"/>
+              </w:rPr>
+              <w:t>[≥ 0,90]</w:t>
+            </w:r>
+          </w:p>
+        </w:tc>
+        <w:tc>
+          <w:tcPr>
+            <w:tcW w:type="dxa" w:w="2225"/>
+            <w:tcMar>
+              <w:top w:w="60" w:type="dxa"/>
+              <w:bottom w:w="60" w:type="dxa"/>
+              <w:left w:w="100" w:type="dxa"/>
+              <w:right w:w="100" w:type="dxa"/>
+            </w:tcMar>
+            <w:shd w:val="clear" w:color="auto" w:fill="EBF5FB"/>
+          </w:tcPr>
+          <w:p>
+            <w:pPr>
+              <w:spacing w:before="40" w:after="40"/>
+            </w:pPr>
+            <w:r>
+              <w:rPr>
+                <w:rFonts w:ascii="Calibri" w:hAnsi="Calibri"/>
+                <w:b w:val="0"/>
+                <w:i w:val="0"/>
+                <w:sz w:val="20"/>
+              </w:rPr>
+              <w:t>[...]</w:t>
+            </w:r>
+          </w:p>
+        </w:tc>
+        <w:tc>
+          <w:tcPr>
+            <w:tcW w:type="dxa" w:w="2225"/>
+            <w:tcMar>
+              <w:top w:w="60" w:type="dxa"/>
+              <w:bottom w:w="60" w:type="dxa"/>
+              <w:left w:w="100" w:type="dxa"/>
+              <w:right w:w="100" w:type="dxa"/>
+            </w:tcMar>
+            <w:shd w:val="clear" w:color="auto" w:fill="EBF5FB"/>
+          </w:tcPr>
+          <w:p>
+            <w:pPr>
+              <w:spacing w:before="40" w:after="40"/>
+            </w:pPr>
+            <w:r>
+              <w:rPr>
+                <w:rFonts w:ascii="Calibri" w:hAnsi="Calibri"/>
+                <w:b w:val="0"/>
+                <w:i w:val="0"/>
+                <w:sz w:val="20"/>
+              </w:rPr>
+              <w:t>⬆️ / ➡️ / ⬇️</w:t>
+            </w:r>
+          </w:p>
+        </w:tc>
+      </w:tr>
+      <w:tr>
+        <w:trPr>
+          <w:cantSplit w:val="1"/>
+        </w:trPr>
+        <w:tc>
+          <w:tcPr>
+            <w:tcW w:type="dxa" w:w="2225"/>
+            <w:tcMar>
+              <w:top w:w="60" w:type="dxa"/>
+              <w:bottom w:w="60" w:type="dxa"/>
+              <w:left w:w="100" w:type="dxa"/>
+              <w:right w:w="100" w:type="dxa"/>
+            </w:tcMar>
+          </w:tcPr>
+          <w:p>
+            <w:pPr>
+              <w:spacing w:before="40" w:after="40"/>
+            </w:pPr>
+            <w:r>
+              <w:rPr>
+                <w:rFonts w:ascii="Calibri" w:hAnsi="Calibri"/>
+                <w:b w:val="0"/>
+                <w:i w:val="0"/>
+                <w:sz w:val="20"/>
+              </w:rPr>
+              <w:t>Esforço estimado × realizado</w:t>
+            </w:r>
+          </w:p>
+        </w:tc>
+        <w:tc>
+          <w:tcPr>
+            <w:tcW w:type="dxa" w:w="2225"/>
+            <w:tcMar>
+              <w:top w:w="60" w:type="dxa"/>
+              <w:bottom w:w="60" w:type="dxa"/>
+              <w:left w:w="100" w:type="dxa"/>
+              <w:right w:w="100" w:type="dxa"/>
+            </w:tcMar>
+          </w:tcPr>
+          <w:p>
+            <w:pPr>
+              <w:spacing w:before="40" w:after="40"/>
+            </w:pPr>
+            <w:r>
+              <w:rPr>
+                <w:rFonts w:ascii="Calibri" w:hAnsi="Calibri"/>
+                <w:b w:val="0"/>
+                <w:i w:val="0"/>
+                <w:sz w:val="20"/>
+              </w:rPr>
+              <w:t>[≤ 10% desvio]</w:t>
+            </w:r>
+          </w:p>
+        </w:tc>
+        <w:tc>
+          <w:tcPr>
+            <w:tcW w:type="dxa" w:w="2225"/>
+            <w:tcMar>
+              <w:top w:w="60" w:type="dxa"/>
+              <w:bottom w:w="60" w:type="dxa"/>
+              <w:left w:w="100" w:type="dxa"/>
+              <w:right w:w="100" w:type="dxa"/>
+            </w:tcMar>
+          </w:tcPr>
+          <w:p>
+            <w:pPr>
+              <w:spacing w:before="40" w:after="40"/>
+            </w:pPr>
+            <w:r>
+              <w:rPr>
+                <w:rFonts w:ascii="Calibri" w:hAnsi="Calibri"/>
+                <w:b w:val="0"/>
+                <w:i w:val="0"/>
+                <w:sz w:val="20"/>
+              </w:rPr>
+              <w:t>[...]</w:t>
+            </w:r>
+          </w:p>
+        </w:tc>
+        <w:tc>
+          <w:tcPr>
+            <w:tcW w:type="dxa" w:w="2225"/>
+            <w:tcMar>
+              <w:top w:w="60" w:type="dxa"/>
+              <w:bottom w:w="60" w:type="dxa"/>
+              <w:left w:w="100" w:type="dxa"/>
+              <w:right w:w="100" w:type="dxa"/>
+            </w:tcMar>
+          </w:tcPr>
+          <w:p>
+            <w:pPr>
+              <w:spacing w:before="40" w:after="40"/>
+            </w:pPr>
+            <w:r>
+              <w:rPr>
+                <w:rFonts w:ascii="Calibri" w:hAnsi="Calibri"/>
+                <w:b w:val="0"/>
+                <w:i w:val="0"/>
+                <w:sz w:val="20"/>
+              </w:rPr>
+              <w:t>⬆️ / ➡️ / ⬇️</w:t>
+            </w:r>
+          </w:p>
+        </w:tc>
+      </w:tr>
+      <w:tr>
+        <w:trPr>
+          <w:cantSplit w:val="1"/>
+        </w:trPr>
+        <w:tc>
+          <w:tcPr>
+            <w:tcW w:type="dxa" w:w="2225"/>
+            <w:tcMar>
+              <w:top w:w="60" w:type="dxa"/>
+              <w:bottom w:w="60" w:type="dxa"/>
+              <w:left w:w="100" w:type="dxa"/>
+              <w:right w:w="100" w:type="dxa"/>
+            </w:tcMar>
+            <w:shd w:val="clear" w:color="auto" w:fill="EBF5FB"/>
+          </w:tcPr>
+          <w:p>
+            <w:pPr>
+              <w:spacing w:before="40" w:after="40"/>
+            </w:pPr>
+            <w:r>
+              <w:rPr>
+                <w:rFonts w:ascii="Calibri" w:hAnsi="Calibri"/>
+                <w:b w:val="0"/>
+                <w:i w:val="0"/>
+                <w:sz w:val="20"/>
+              </w:rPr>
+              <w:t>Velocity</w:t>
+            </w:r>
+          </w:p>
+        </w:tc>
+        <w:tc>
+          <w:tcPr>
+            <w:tcW w:type="dxa" w:w="2225"/>
+            <w:tcMar>
+              <w:top w:w="60" w:type="dxa"/>
+              <w:bottom w:w="60" w:type="dxa"/>
+              <w:left w:w="100" w:type="dxa"/>
+              <w:right w:w="100" w:type="dxa"/>
+            </w:tcMar>
+            <w:shd w:val="clear" w:color="auto" w:fill="EBF5FB"/>
+          </w:tcPr>
+          <w:p>
+            <w:pPr>
+              <w:spacing w:before="40" w:after="40"/>
+            </w:pPr>
+            <w:r>
+              <w:rPr>
+                <w:rFonts w:ascii="Calibri" w:hAnsi="Calibri"/>
+                <w:b w:val="0"/>
+                <w:i w:val="0"/>
+                <w:sz w:val="20"/>
+              </w:rPr>
+              <w:t>[referência]</w:t>
+            </w:r>
+          </w:p>
+        </w:tc>
+        <w:tc>
+          <w:tcPr>
+            <w:tcW w:type="dxa" w:w="2225"/>
+            <w:tcMar>
+              <w:top w:w="60" w:type="dxa"/>
+              <w:bottom w:w="60" w:type="dxa"/>
+              <w:left w:w="100" w:type="dxa"/>
+              <w:right w:w="100" w:type="dxa"/>
+            </w:tcMar>
+            <w:shd w:val="clear" w:color="auto" w:fill="EBF5FB"/>
+          </w:tcPr>
+          <w:p>
+            <w:pPr>
+              <w:spacing w:before="40" w:after="40"/>
+            </w:pPr>
+            <w:r>
+              <w:rPr>
+                <w:rFonts w:ascii="Calibri" w:hAnsi="Calibri"/>
+                <w:b w:val="0"/>
+                <w:i w:val="0"/>
+                <w:sz w:val="20"/>
+              </w:rPr>
+              <w:t>[...]</w:t>
+            </w:r>
+          </w:p>
+        </w:tc>
+        <w:tc>
+          <w:tcPr>
+            <w:tcW w:type="dxa" w:w="2225"/>
+            <w:tcMar>
+              <w:top w:w="60" w:type="dxa"/>
+              <w:bottom w:w="60" w:type="dxa"/>
+              <w:left w:w="100" w:type="dxa"/>
+              <w:right w:w="100" w:type="dxa"/>
+            </w:tcMar>
+            <w:shd w:val="clear" w:color="auto" w:fill="EBF5FB"/>
+          </w:tcPr>
+          <w:p>
+            <w:pPr>
+              <w:spacing w:before="40" w:after="40"/>
+            </w:pPr>
+            <w:r>
+              <w:rPr>
+                <w:rFonts w:ascii="Calibri" w:hAnsi="Calibri"/>
+                <w:b w:val="0"/>
+                <w:i w:val="0"/>
+                <w:sz w:val="20"/>
+              </w:rPr>
+              <w:t>⬆️ / ➡️ / ⬇️</w:t>
+            </w:r>
+          </w:p>
+        </w:tc>
+      </w:tr>
+      <w:tr>
+        <w:trPr>
+          <w:cantSplit w:val="1"/>
+        </w:trPr>
+        <w:tc>
+          <w:tcPr>
+            <w:tcW w:type="dxa" w:w="2225"/>
+            <w:tcMar>
+              <w:top w:w="60" w:type="dxa"/>
+              <w:bottom w:w="60" w:type="dxa"/>
+              <w:left w:w="100" w:type="dxa"/>
+              <w:right w:w="100" w:type="dxa"/>
+            </w:tcMar>
+          </w:tcPr>
+          <w:p>
+            <w:pPr>
+              <w:spacing w:before="40" w:after="40"/>
+            </w:pPr>
+            <w:r>
+              <w:rPr>
+                <w:rFonts w:ascii="Calibri" w:hAnsi="Calibri"/>
+                <w:b w:val="0"/>
+                <w:i w:val="0"/>
+                <w:sz w:val="20"/>
+              </w:rPr>
+              <w:t>Defeitos / qualidade</w:t>
+            </w:r>
+          </w:p>
+        </w:tc>
+        <w:tc>
+          <w:tcPr>
+            <w:tcW w:type="dxa" w:w="2225"/>
+            <w:tcMar>
+              <w:top w:w="60" w:type="dxa"/>
+              <w:bottom w:w="60" w:type="dxa"/>
+              <w:left w:w="100" w:type="dxa"/>
+              <w:right w:w="100" w:type="dxa"/>
+            </w:tcMar>
+          </w:tcPr>
+          <w:p>
+            <w:pPr>
+              <w:spacing w:before="40" w:after="40"/>
+            </w:pPr>
+            <w:r>
+              <w:rPr>
+                <w:rFonts w:ascii="Calibri" w:hAnsi="Calibri"/>
+                <w:b w:val="0"/>
+                <w:i w:val="0"/>
+                <w:sz w:val="20"/>
+              </w:rPr>
+              <w:t>[...]</w:t>
+            </w:r>
+          </w:p>
+        </w:tc>
+        <w:tc>
+          <w:tcPr>
+            <w:tcW w:type="dxa" w:w="2225"/>
+            <w:tcMar>
+              <w:top w:w="60" w:type="dxa"/>
+              <w:bottom w:w="60" w:type="dxa"/>
+              <w:left w:w="100" w:type="dxa"/>
+              <w:right w:w="100" w:type="dxa"/>
+            </w:tcMar>
+          </w:tcPr>
+          <w:p>
+            <w:pPr>
+              <w:spacing w:before="40" w:after="40"/>
+            </w:pPr>
+            <w:r>
+              <w:rPr>
+                <w:rFonts w:ascii="Calibri" w:hAnsi="Calibri"/>
+                <w:b w:val="0"/>
+                <w:i w:val="0"/>
+                <w:sz w:val="20"/>
+              </w:rPr>
+              <w:t>[...]</w:t>
+            </w:r>
+          </w:p>
+        </w:tc>
+        <w:tc>
+          <w:tcPr>
+            <w:tcW w:type="dxa" w:w="2225"/>
+            <w:tcMar>
+              <w:top w:w="60" w:type="dxa"/>
+              <w:bottom w:w="60" w:type="dxa"/>
+              <w:left w:w="100" w:type="dxa"/>
+              <w:right w:w="100" w:type="dxa"/>
+            </w:tcMar>
+          </w:tcPr>
+          <w:p>
+            <w:pPr>
+              <w:spacing w:before="40" w:after="40"/>
+            </w:pPr>
+            <w:r>
+              <w:rPr>
+                <w:rFonts w:ascii="Calibri" w:hAnsi="Calibri"/>
+                <w:b w:val="0"/>
+                <w:i w:val="0"/>
+                <w:sz w:val="20"/>
+              </w:rPr>
+              <w:t>⬆️ / ➡️ / ⬇️</w:t>
+            </w:r>
+          </w:p>
+        </w:tc>
+      </w:tr>
+    </w:tbl>
+    <w:p>
+      <w:pPr>
+        <w:spacing w:before="0" w:after="160"/>
+      </w:pPr>
     </w:p>
     <w:p>
       <w:pPr>
@@ -1207,7 +2472,7 @@
         </w:pBdr>
       </w:pPr>
       <w:r>
-        <w:t>7. Pontos de atenção / decisões necessárias</w:t>
+        <w:t>6. Diário de bordo (eventos e impactos)</w:t>
       </w:r>
     </w:p>
     <w:p>
@@ -1221,8 +2486,1849 @@
           <w:i/>
           <w:sz w:val="22"/>
         </w:rPr>
-        <w:t>[Itens que exigem decisão das partes interessadas.]</w:t>
+        <w:t>[Registre eventos relevantes do período — bloqueios, dependências externas, decisões — com o impacto em prazo. Esta seção dá rastreabilidade objetiva dos desvios e protege o projeto: cada atraso fica documentado com causa e responsável.]</w:t>
       </w:r>
+    </w:p>
+    <w:tbl>
+      <w:tblPr>
+        <w:tblW w:type="auto" w:w="0"/>
+        <w:tblLook w:firstColumn="1" w:firstRow="1" w:lastColumn="0" w:lastRow="0" w:noHBand="0" w:noVBand="1" w:val="04A0"/>
+        <w:tblBorders>
+          <w:top w:val="single" w:sz="4" w:space="0" w:color="003366"/>
+          <w:left w:val="single" w:sz="4" w:space="0" w:color="003366"/>
+          <w:bottom w:val="single" w:sz="4" w:space="0" w:color="003366"/>
+          <w:right w:val="single" w:sz="4" w:space="0" w:color="003366"/>
+          <w:insideH w:val="single" w:sz="4" w:space="0" w:color="003366"/>
+          <w:insideV w:val="single" w:sz="4" w:space="0" w:color="003366"/>
+        </w:tblBorders>
+      </w:tblPr>
+      <w:tblGrid>
+        <w:gridCol w:w="1780"/>
+        <w:gridCol w:w="1780"/>
+        <w:gridCol w:w="1780"/>
+        <w:gridCol w:w="1780"/>
+        <w:gridCol w:w="1780"/>
+      </w:tblGrid>
+      <w:tr>
+        <w:trPr>
+          <w:cantSplit w:val="1"/>
+        </w:trPr>
+        <w:tc>
+          <w:tcPr>
+            <w:tcW w:type="dxa" w:w="1780"/>
+            <w:tcMar>
+              <w:top w:w="60" w:type="dxa"/>
+              <w:bottom w:w="60" w:type="dxa"/>
+              <w:left w:w="100" w:type="dxa"/>
+              <w:right w:w="100" w:type="dxa"/>
+            </w:tcMar>
+            <w:shd w:val="clear" w:color="auto" w:fill="003366"/>
+          </w:tcPr>
+          <w:p>
+            <w:pPr>
+              <w:spacing w:before="40" w:after="40"/>
+            </w:pPr>
+            <w:r>
+              <w:rPr>
+                <w:rFonts w:ascii="Calibri" w:hAnsi="Calibri"/>
+                <w:b/>
+                <w:i w:val="0"/>
+                <w:color w:val="FFFFFF"/>
+                <w:sz w:val="20"/>
+              </w:rPr>
+              <w:t>Data</w:t>
+            </w:r>
+          </w:p>
+        </w:tc>
+        <w:tc>
+          <w:tcPr>
+            <w:tcW w:type="dxa" w:w="1780"/>
+            <w:tcMar>
+              <w:top w:w="60" w:type="dxa"/>
+              <w:bottom w:w="60" w:type="dxa"/>
+              <w:left w:w="100" w:type="dxa"/>
+              <w:right w:w="100" w:type="dxa"/>
+            </w:tcMar>
+            <w:shd w:val="clear" w:color="auto" w:fill="003366"/>
+          </w:tcPr>
+          <w:p>
+            <w:pPr>
+              <w:spacing w:before="40" w:after="40"/>
+            </w:pPr>
+            <w:r>
+              <w:rPr>
+                <w:rFonts w:ascii="Calibri" w:hAnsi="Calibri"/>
+                <w:b/>
+                <w:i w:val="0"/>
+                <w:color w:val="FFFFFF"/>
+                <w:sz w:val="20"/>
+              </w:rPr>
+              <w:t>Evento / motivo</w:t>
+            </w:r>
+          </w:p>
+        </w:tc>
+        <w:tc>
+          <w:tcPr>
+            <w:tcW w:type="dxa" w:w="1780"/>
+            <w:tcMar>
+              <w:top w:w="60" w:type="dxa"/>
+              <w:bottom w:w="60" w:type="dxa"/>
+              <w:left w:w="100" w:type="dxa"/>
+              <w:right w:w="100" w:type="dxa"/>
+            </w:tcMar>
+            <w:shd w:val="clear" w:color="auto" w:fill="003366"/>
+          </w:tcPr>
+          <w:p>
+            <w:pPr>
+              <w:spacing w:before="40" w:after="40"/>
+            </w:pPr>
+            <w:r>
+              <w:rPr>
+                <w:rFonts w:ascii="Calibri" w:hAnsi="Calibri"/>
+                <w:b/>
+                <w:i w:val="0"/>
+                <w:color w:val="FFFFFF"/>
+                <w:sz w:val="20"/>
+              </w:rPr>
+              <w:t>Origem</w:t>
+            </w:r>
+          </w:p>
+        </w:tc>
+        <w:tc>
+          <w:tcPr>
+            <w:tcW w:type="dxa" w:w="1780"/>
+            <w:tcMar>
+              <w:top w:w="60" w:type="dxa"/>
+              <w:bottom w:w="60" w:type="dxa"/>
+              <w:left w:w="100" w:type="dxa"/>
+              <w:right w:w="100" w:type="dxa"/>
+            </w:tcMar>
+            <w:shd w:val="clear" w:color="auto" w:fill="003366"/>
+          </w:tcPr>
+          <w:p>
+            <w:pPr>
+              <w:spacing w:before="40" w:after="40"/>
+            </w:pPr>
+            <w:r>
+              <w:rPr>
+                <w:rFonts w:ascii="Calibri" w:hAnsi="Calibri"/>
+                <w:b/>
+                <w:i w:val="0"/>
+                <w:color w:val="FFFFFF"/>
+                <w:sz w:val="20"/>
+              </w:rPr>
+              <w:t>Impacto (dias)</w:t>
+            </w:r>
+          </w:p>
+        </w:tc>
+        <w:tc>
+          <w:tcPr>
+            <w:tcW w:type="dxa" w:w="1780"/>
+            <w:tcMar>
+              <w:top w:w="60" w:type="dxa"/>
+              <w:bottom w:w="60" w:type="dxa"/>
+              <w:left w:w="100" w:type="dxa"/>
+              <w:right w:w="100" w:type="dxa"/>
+            </w:tcMar>
+            <w:shd w:val="clear" w:color="auto" w:fill="003366"/>
+          </w:tcPr>
+          <w:p>
+            <w:pPr>
+              <w:spacing w:before="40" w:after="40"/>
+            </w:pPr>
+            <w:r>
+              <w:rPr>
+                <w:rFonts w:ascii="Calibri" w:hAnsi="Calibri"/>
+                <w:b/>
+                <w:i w:val="0"/>
+                <w:color w:val="FFFFFF"/>
+                <w:sz w:val="20"/>
+              </w:rPr>
+              <w:t>Situação</w:t>
+            </w:r>
+          </w:p>
+        </w:tc>
+      </w:tr>
+      <w:tr>
+        <w:trPr>
+          <w:cantSplit w:val="1"/>
+        </w:trPr>
+        <w:tc>
+          <w:tcPr>
+            <w:tcW w:type="dxa" w:w="1780"/>
+            <w:tcMar>
+              <w:top w:w="60" w:type="dxa"/>
+              <w:bottom w:w="60" w:type="dxa"/>
+              <w:left w:w="100" w:type="dxa"/>
+              <w:right w:w="100" w:type="dxa"/>
+            </w:tcMar>
+            <w:shd w:val="clear" w:color="auto" w:fill="EBF5FB"/>
+          </w:tcPr>
+          <w:p>
+            <w:pPr>
+              <w:spacing w:before="40" w:after="40"/>
+            </w:pPr>
+            <w:r>
+              <w:rPr>
+                <w:rFonts w:ascii="Calibri" w:hAnsi="Calibri"/>
+                <w:b w:val="0"/>
+                <w:i w:val="0"/>
+                <w:sz w:val="20"/>
+              </w:rPr>
+              <w:t>[dd/mm]</w:t>
+            </w:r>
+          </w:p>
+        </w:tc>
+        <w:tc>
+          <w:tcPr>
+            <w:tcW w:type="dxa" w:w="1780"/>
+            <w:tcMar>
+              <w:top w:w="60" w:type="dxa"/>
+              <w:bottom w:w="60" w:type="dxa"/>
+              <w:left w:w="100" w:type="dxa"/>
+              <w:right w:w="100" w:type="dxa"/>
+            </w:tcMar>
+            <w:shd w:val="clear" w:color="auto" w:fill="EBF5FB"/>
+          </w:tcPr>
+          <w:p>
+            <w:pPr>
+              <w:spacing w:before="40" w:after="40"/>
+            </w:pPr>
+            <w:r>
+              <w:rPr>
+                <w:rFonts w:ascii="Calibri" w:hAnsi="Calibri"/>
+                <w:b w:val="0"/>
+                <w:i w:val="0"/>
+                <w:sz w:val="20"/>
+              </w:rPr>
+              <w:t>[...]</w:t>
+            </w:r>
+          </w:p>
+        </w:tc>
+        <w:tc>
+          <w:tcPr>
+            <w:tcW w:type="dxa" w:w="1780"/>
+            <w:tcMar>
+              <w:top w:w="60" w:type="dxa"/>
+              <w:bottom w:w="60" w:type="dxa"/>
+              <w:left w:w="100" w:type="dxa"/>
+              <w:right w:w="100" w:type="dxa"/>
+            </w:tcMar>
+            <w:shd w:val="clear" w:color="auto" w:fill="EBF5FB"/>
+          </w:tcPr>
+          <w:p>
+            <w:pPr>
+              <w:spacing w:before="40" w:after="40"/>
+            </w:pPr>
+            <w:r>
+              <w:rPr>
+                <w:rFonts w:ascii="Calibri" w:hAnsi="Calibri"/>
+                <w:b w:val="0"/>
+                <w:i w:val="0"/>
+                <w:sz w:val="20"/>
+              </w:rPr>
+              <w:t>[Cliente / Timeware / Externo]</w:t>
+            </w:r>
+          </w:p>
+        </w:tc>
+        <w:tc>
+          <w:tcPr>
+            <w:tcW w:type="dxa" w:w="1780"/>
+            <w:tcMar>
+              <w:top w:w="60" w:type="dxa"/>
+              <w:bottom w:w="60" w:type="dxa"/>
+              <w:left w:w="100" w:type="dxa"/>
+              <w:right w:w="100" w:type="dxa"/>
+            </w:tcMar>
+            <w:shd w:val="clear" w:color="auto" w:fill="EBF5FB"/>
+          </w:tcPr>
+          <w:p>
+            <w:pPr>
+              <w:spacing w:before="40" w:after="40"/>
+            </w:pPr>
+            <w:r>
+              <w:rPr>
+                <w:rFonts w:ascii="Calibri" w:hAnsi="Calibri"/>
+                <w:b w:val="0"/>
+                <w:i w:val="0"/>
+                <w:sz w:val="20"/>
+              </w:rPr>
+              <w:t>[+N / 0]</w:t>
+            </w:r>
+          </w:p>
+        </w:tc>
+        <w:tc>
+          <w:tcPr>
+            <w:tcW w:type="dxa" w:w="1780"/>
+            <w:tcMar>
+              <w:top w:w="60" w:type="dxa"/>
+              <w:bottom w:w="60" w:type="dxa"/>
+              <w:left w:w="100" w:type="dxa"/>
+              <w:right w:w="100" w:type="dxa"/>
+            </w:tcMar>
+            <w:shd w:val="clear" w:color="auto" w:fill="EBF5FB"/>
+          </w:tcPr>
+          <w:p>
+            <w:pPr>
+              <w:spacing w:before="40" w:after="40"/>
+            </w:pPr>
+            <w:r>
+              <w:rPr>
+                <w:rFonts w:ascii="Calibri" w:hAnsi="Calibri"/>
+                <w:b w:val="0"/>
+                <w:i w:val="0"/>
+                <w:sz w:val="20"/>
+              </w:rPr>
+              <w:t>[Resolvido / Em curso]</w:t>
+            </w:r>
+          </w:p>
+        </w:tc>
+      </w:tr>
+    </w:tbl>
+    <w:p>
+      <w:pPr>
+        <w:spacing w:before="0" w:after="160"/>
+      </w:pPr>
+    </w:p>
+    <w:p>
+      <w:pPr>
+        <w:pStyle w:val="Heading1"/>
+        <w:keepNext/>
+        <w:keepLines/>
+        <w:pBdr>
+          <w:bottom w:val="single" w:sz="4" w:space="2" w:color="D6E4F0"/>
+        </w:pBdr>
+      </w:pPr>
+      <w:r>
+        <w:t>7. Pontos de atenção, riscos e plano de ação</w:t>
+      </w:r>
+    </w:p>
+    <w:p>
+      <w:pPr>
+        <w:spacing w:before="0" w:after="120"/>
+      </w:pPr>
+      <w:r>
+        <w:rPr>
+          <w:rFonts w:ascii="Calibri" w:hAnsi="Calibri"/>
+          <w:b w:val="0"/>
+          <w:i/>
+          <w:sz w:val="22"/>
+        </w:rPr>
+        <w:t>[Para cada item relevante, use o formato Ponto → Risco → Ação. Mantenha só o que exige acompanhamento ou decisão; o registro completo de riscos fica no Jira (EST-GPC-002).]</w:t>
+      </w:r>
+    </w:p>
+    <w:p>
+      <w:pPr>
+        <w:spacing w:before="0" w:after="120"/>
+      </w:pPr>
+      <w:r>
+        <w:rPr>
+          <w:rFonts w:ascii="Calibri" w:hAnsi="Calibri"/>
+          <w:b/>
+          <w:i w:val="0"/>
+          <w:sz w:val="22"/>
+        </w:rPr>
+        <w:t>[Título do ponto de atenção]</w:t>
+      </w:r>
+      <w:r>
+        <w:rPr>
+          <w:rFonts w:ascii="Calibri" w:hAnsi="Calibri"/>
+          <w:b w:val="0"/>
+          <w:i w:val="0"/>
+          <w:sz w:val="22"/>
+        </w:rPr>
+        <w:t xml:space="preserve"> — 🔴 Crítico / 🟡 Médio / 🟢 Baixo</w:t>
+      </w:r>
+    </w:p>
+    <w:p>
+      <w:pPr>
+        <w:pStyle w:val="ListBullet"/>
+        <w:spacing w:before="20" w:after="40"/>
+      </w:pPr>
+      <w:r>
+        <w:rPr>
+          <w:rFonts w:ascii="Calibri" w:hAnsi="Calibri"/>
+          <w:b/>
+          <w:i w:val="0"/>
+          <w:sz w:val="22"/>
+        </w:rPr>
+        <w:t>Ponto:</w:t>
+      </w:r>
+      <w:r>
+        <w:rPr>
+          <w:rFonts w:ascii="Calibri" w:hAnsi="Calibri"/>
+          <w:b w:val="0"/>
+          <w:i w:val="0"/>
+          <w:sz w:val="22"/>
+        </w:rPr>
+        <w:t xml:space="preserve"> [o que está em jogo]</w:t>
+      </w:r>
+    </w:p>
+    <w:p>
+      <w:pPr>
+        <w:pStyle w:val="ListBullet"/>
+        <w:spacing w:before="20" w:after="40"/>
+      </w:pPr>
+      <w:r>
+        <w:rPr>
+          <w:rFonts w:ascii="Calibri" w:hAnsi="Calibri"/>
+          <w:b/>
+          <w:i w:val="0"/>
+          <w:sz w:val="22"/>
+        </w:rPr>
+        <w:t>Risco:</w:t>
+      </w:r>
+      <w:r>
+        <w:rPr>
+          <w:rFonts w:ascii="Calibri" w:hAnsi="Calibri"/>
+          <w:b w:val="0"/>
+          <w:i w:val="0"/>
+          <w:sz w:val="22"/>
+        </w:rPr>
+        <w:t xml:space="preserve"> [o que pode dar errado e o impacto]</w:t>
+      </w:r>
+    </w:p>
+    <w:p>
+      <w:pPr>
+        <w:pStyle w:val="ListBullet"/>
+        <w:spacing w:before="20" w:after="40"/>
+      </w:pPr>
+      <w:r>
+        <w:rPr>
+          <w:rFonts w:ascii="Calibri" w:hAnsi="Calibri"/>
+          <w:b/>
+          <w:i w:val="0"/>
+          <w:sz w:val="22"/>
+        </w:rPr>
+        <w:t>Ação:</w:t>
+      </w:r>
+      <w:r>
+        <w:rPr>
+          <w:rFonts w:ascii="Calibri" w:hAnsi="Calibri"/>
+          <w:b w:val="0"/>
+          <w:i w:val="0"/>
+          <w:sz w:val="22"/>
+        </w:rPr>
+        <w:t xml:space="preserve"> [o que será feito, por quem e até quando]</w:t>
+      </w:r>
+    </w:p>
+    <w:p>
+      <w:pPr>
+        <w:spacing w:before="0" w:after="120"/>
+      </w:pPr>
+      <w:r>
+        <w:rPr>
+          <w:rFonts w:ascii="Calibri" w:hAnsi="Calibri"/>
+          <w:b/>
+          <w:i w:val="0"/>
+          <w:sz w:val="22"/>
+        </w:rPr>
+        <w:t>[Título do próximo ponto, se houver]</w:t>
+      </w:r>
+      <w:r>
+        <w:rPr>
+          <w:rFonts w:ascii="Calibri" w:hAnsi="Calibri"/>
+          <w:b w:val="0"/>
+          <w:i w:val="0"/>
+          <w:sz w:val="22"/>
+        </w:rPr>
+        <w:t xml:space="preserve"> — 🟡 Médio</w:t>
+      </w:r>
+    </w:p>
+    <w:p>
+      <w:pPr>
+        <w:pStyle w:val="ListBullet"/>
+        <w:spacing w:before="20" w:after="40"/>
+      </w:pPr>
+      <w:r>
+        <w:rPr>
+          <w:rFonts w:ascii="Calibri" w:hAnsi="Calibri"/>
+          <w:b/>
+          <w:i w:val="0"/>
+          <w:sz w:val="22"/>
+        </w:rPr>
+        <w:t>Ponto:</w:t>
+      </w:r>
+      <w:r>
+        <w:rPr>
+          <w:rFonts w:ascii="Calibri" w:hAnsi="Calibri"/>
+          <w:b w:val="0"/>
+          <w:i w:val="0"/>
+          <w:sz w:val="22"/>
+        </w:rPr>
+        <w:t xml:space="preserve"> [...]</w:t>
+      </w:r>
+    </w:p>
+    <w:p>
+      <w:pPr>
+        <w:pStyle w:val="ListBullet"/>
+        <w:spacing w:before="20" w:after="40"/>
+      </w:pPr>
+      <w:r>
+        <w:rPr>
+          <w:rFonts w:ascii="Calibri" w:hAnsi="Calibri"/>
+          <w:b/>
+          <w:i w:val="0"/>
+          <w:sz w:val="22"/>
+        </w:rPr>
+        <w:t>Risco:</w:t>
+      </w:r>
+      <w:r>
+        <w:rPr>
+          <w:rFonts w:ascii="Calibri" w:hAnsi="Calibri"/>
+          <w:b w:val="0"/>
+          <w:i w:val="0"/>
+          <w:sz w:val="22"/>
+        </w:rPr>
+        <w:t xml:space="preserve"> [...]</w:t>
+      </w:r>
+    </w:p>
+    <w:p>
+      <w:pPr>
+        <w:pStyle w:val="ListBullet"/>
+        <w:spacing w:before="20" w:after="40"/>
+      </w:pPr>
+      <w:r>
+        <w:rPr>
+          <w:rFonts w:ascii="Calibri" w:hAnsi="Calibri"/>
+          <w:b/>
+          <w:i w:val="0"/>
+          <w:sz w:val="22"/>
+        </w:rPr>
+        <w:t>Ação:</w:t>
+      </w:r>
+      <w:r>
+        <w:rPr>
+          <w:rFonts w:ascii="Calibri" w:hAnsi="Calibri"/>
+          <w:b w:val="0"/>
+          <w:i w:val="0"/>
+          <w:sz w:val="22"/>
+        </w:rPr>
+        <w:t xml:space="preserve"> [...]</w:t>
+      </w:r>
+    </w:p>
+    <w:p>
+      <w:pPr>
+        <w:pStyle w:val="Heading1"/>
+        <w:keepNext/>
+        <w:keepLines/>
+        <w:pBdr>
+          <w:bottom w:val="single" w:sz="4" w:space="2" w:color="D6E4F0"/>
+        </w:pBdr>
+      </w:pPr>
+      <w:r>
+        <w:t>8. Mudanças (change requests)</w:t>
+      </w:r>
+    </w:p>
+    <w:p>
+      <w:pPr>
+        <w:spacing w:before="0" w:after="120"/>
+      </w:pPr>
+      <w:r>
+        <w:rPr>
+          <w:rFonts w:ascii="Calibri" w:hAnsi="Calibri"/>
+          <w:b w:val="0"/>
+          <w:i/>
+          <w:sz w:val="22"/>
+        </w:rPr>
+        <w:t>[Change requests abertos, em análise ou aprovados no período. Mostrar o tempo em aberto evidencia agilidade na tratativa.]</w:t>
+      </w:r>
+    </w:p>
+    <w:tbl>
+      <w:tblPr>
+        <w:tblW w:type="auto" w:w="0"/>
+        <w:tblLook w:firstColumn="1" w:firstRow="1" w:lastColumn="0" w:lastRow="0" w:noHBand="0" w:noVBand="1" w:val="04A0"/>
+        <w:tblBorders>
+          <w:top w:val="single" w:sz="4" w:space="0" w:color="003366"/>
+          <w:left w:val="single" w:sz="4" w:space="0" w:color="003366"/>
+          <w:bottom w:val="single" w:sz="4" w:space="0" w:color="003366"/>
+          <w:right w:val="single" w:sz="4" w:space="0" w:color="003366"/>
+          <w:insideH w:val="single" w:sz="4" w:space="0" w:color="003366"/>
+          <w:insideV w:val="single" w:sz="4" w:space="0" w:color="003366"/>
+        </w:tblBorders>
+      </w:tblPr>
+      <w:tblGrid>
+        <w:gridCol w:w="1484"/>
+        <w:gridCol w:w="1484"/>
+        <w:gridCol w:w="1484"/>
+        <w:gridCol w:w="1484"/>
+        <w:gridCol w:w="1484"/>
+        <w:gridCol w:w="1484"/>
+      </w:tblGrid>
+      <w:tr>
+        <w:trPr>
+          <w:cantSplit w:val="1"/>
+        </w:trPr>
+        <w:tc>
+          <w:tcPr>
+            <w:tcW w:type="dxa" w:w="1484"/>
+            <w:tcMar>
+              <w:top w:w="60" w:type="dxa"/>
+              <w:bottom w:w="60" w:type="dxa"/>
+              <w:left w:w="100" w:type="dxa"/>
+              <w:right w:w="100" w:type="dxa"/>
+            </w:tcMar>
+            <w:shd w:val="clear" w:color="auto" w:fill="003366"/>
+          </w:tcPr>
+          <w:p>
+            <w:pPr>
+              <w:spacing w:before="40" w:after="40"/>
+            </w:pPr>
+            <w:r>
+              <w:rPr>
+                <w:rFonts w:ascii="Calibri" w:hAnsi="Calibri"/>
+                <w:b/>
+                <w:i w:val="0"/>
+                <w:color w:val="FFFFFF"/>
+                <w:sz w:val="20"/>
+              </w:rPr>
+              <w:t>ID</w:t>
+            </w:r>
+          </w:p>
+        </w:tc>
+        <w:tc>
+          <w:tcPr>
+            <w:tcW w:type="dxa" w:w="1484"/>
+            <w:tcMar>
+              <w:top w:w="60" w:type="dxa"/>
+              <w:bottom w:w="60" w:type="dxa"/>
+              <w:left w:w="100" w:type="dxa"/>
+              <w:right w:w="100" w:type="dxa"/>
+            </w:tcMar>
+            <w:shd w:val="clear" w:color="auto" w:fill="003366"/>
+          </w:tcPr>
+          <w:p>
+            <w:pPr>
+              <w:spacing w:before="40" w:after="40"/>
+            </w:pPr>
+            <w:r>
+              <w:rPr>
+                <w:rFonts w:ascii="Calibri" w:hAnsi="Calibri"/>
+                <w:b/>
+                <w:i w:val="0"/>
+                <w:color w:val="FFFFFF"/>
+                <w:sz w:val="20"/>
+              </w:rPr>
+              <w:t>Descrição</w:t>
+            </w:r>
+          </w:p>
+        </w:tc>
+        <w:tc>
+          <w:tcPr>
+            <w:tcW w:type="dxa" w:w="1484"/>
+            <w:tcMar>
+              <w:top w:w="60" w:type="dxa"/>
+              <w:bottom w:w="60" w:type="dxa"/>
+              <w:left w:w="100" w:type="dxa"/>
+              <w:right w:w="100" w:type="dxa"/>
+            </w:tcMar>
+            <w:shd w:val="clear" w:color="auto" w:fill="003366"/>
+          </w:tcPr>
+          <w:p>
+            <w:pPr>
+              <w:spacing w:before="40" w:after="40"/>
+            </w:pPr>
+            <w:r>
+              <w:rPr>
+                <w:rFonts w:ascii="Calibri" w:hAnsi="Calibri"/>
+                <w:b/>
+                <w:i w:val="0"/>
+                <w:color w:val="FFFFFF"/>
+                <w:sz w:val="20"/>
+              </w:rPr>
+              <w:t>Abertura</w:t>
+            </w:r>
+          </w:p>
+        </w:tc>
+        <w:tc>
+          <w:tcPr>
+            <w:tcW w:type="dxa" w:w="1484"/>
+            <w:tcMar>
+              <w:top w:w="60" w:type="dxa"/>
+              <w:bottom w:w="60" w:type="dxa"/>
+              <w:left w:w="100" w:type="dxa"/>
+              <w:right w:w="100" w:type="dxa"/>
+            </w:tcMar>
+            <w:shd w:val="clear" w:color="auto" w:fill="003366"/>
+          </w:tcPr>
+          <w:p>
+            <w:pPr>
+              <w:spacing w:before="40" w:after="40"/>
+            </w:pPr>
+            <w:r>
+              <w:rPr>
+                <w:rFonts w:ascii="Calibri" w:hAnsi="Calibri"/>
+                <w:b/>
+                <w:i w:val="0"/>
+                <w:color w:val="FFFFFF"/>
+                <w:sz w:val="20"/>
+              </w:rPr>
+              <w:t>Dias em aberto</w:t>
+            </w:r>
+          </w:p>
+        </w:tc>
+        <w:tc>
+          <w:tcPr>
+            <w:tcW w:type="dxa" w:w="1484"/>
+            <w:tcMar>
+              <w:top w:w="60" w:type="dxa"/>
+              <w:bottom w:w="60" w:type="dxa"/>
+              <w:left w:w="100" w:type="dxa"/>
+              <w:right w:w="100" w:type="dxa"/>
+            </w:tcMar>
+            <w:shd w:val="clear" w:color="auto" w:fill="003366"/>
+          </w:tcPr>
+          <w:p>
+            <w:pPr>
+              <w:spacing w:before="40" w:after="40"/>
+            </w:pPr>
+            <w:r>
+              <w:rPr>
+                <w:rFonts w:ascii="Calibri" w:hAnsi="Calibri"/>
+                <w:b/>
+                <w:i w:val="0"/>
+                <w:color w:val="FFFFFF"/>
+                <w:sz w:val="20"/>
+              </w:rPr>
+              <w:t>Status</w:t>
+            </w:r>
+          </w:p>
+        </w:tc>
+        <w:tc>
+          <w:tcPr>
+            <w:tcW w:type="dxa" w:w="1484"/>
+            <w:tcMar>
+              <w:top w:w="60" w:type="dxa"/>
+              <w:bottom w:w="60" w:type="dxa"/>
+              <w:left w:w="100" w:type="dxa"/>
+              <w:right w:w="100" w:type="dxa"/>
+            </w:tcMar>
+            <w:shd w:val="clear" w:color="auto" w:fill="003366"/>
+          </w:tcPr>
+          <w:p>
+            <w:pPr>
+              <w:spacing w:before="40" w:after="40"/>
+            </w:pPr>
+            <w:r>
+              <w:rPr>
+                <w:rFonts w:ascii="Calibri" w:hAnsi="Calibri"/>
+                <w:b/>
+                <w:i w:val="0"/>
+                <w:color w:val="FFFFFF"/>
+                <w:sz w:val="20"/>
+              </w:rPr>
+              <w:t>Aceite final</w:t>
+            </w:r>
+          </w:p>
+        </w:tc>
+      </w:tr>
+      <w:tr>
+        <w:trPr>
+          <w:cantSplit w:val="1"/>
+        </w:trPr>
+        <w:tc>
+          <w:tcPr>
+            <w:tcW w:type="dxa" w:w="1484"/>
+            <w:tcMar>
+              <w:top w:w="60" w:type="dxa"/>
+              <w:bottom w:w="60" w:type="dxa"/>
+              <w:left w:w="100" w:type="dxa"/>
+              <w:right w:w="100" w:type="dxa"/>
+            </w:tcMar>
+            <w:shd w:val="clear" w:color="auto" w:fill="EBF5FB"/>
+          </w:tcPr>
+          <w:p>
+            <w:pPr>
+              <w:spacing w:before="40" w:after="40"/>
+            </w:pPr>
+            <w:r>
+              <w:rPr>
+                <w:rFonts w:ascii="Calibri" w:hAnsi="Calibri"/>
+                <w:b w:val="0"/>
+                <w:i w:val="0"/>
+                <w:sz w:val="20"/>
+              </w:rPr>
+              <w:t>[CR-XX]</w:t>
+            </w:r>
+          </w:p>
+        </w:tc>
+        <w:tc>
+          <w:tcPr>
+            <w:tcW w:type="dxa" w:w="1484"/>
+            <w:tcMar>
+              <w:top w:w="60" w:type="dxa"/>
+              <w:bottom w:w="60" w:type="dxa"/>
+              <w:left w:w="100" w:type="dxa"/>
+              <w:right w:w="100" w:type="dxa"/>
+            </w:tcMar>
+            <w:shd w:val="clear" w:color="auto" w:fill="EBF5FB"/>
+          </w:tcPr>
+          <w:p>
+            <w:pPr>
+              <w:spacing w:before="40" w:after="40"/>
+            </w:pPr>
+            <w:r>
+              <w:rPr>
+                <w:rFonts w:ascii="Calibri" w:hAnsi="Calibri"/>
+                <w:b w:val="0"/>
+                <w:i w:val="0"/>
+                <w:sz w:val="20"/>
+              </w:rPr>
+              <w:t>[...]</w:t>
+            </w:r>
+          </w:p>
+        </w:tc>
+        <w:tc>
+          <w:tcPr>
+            <w:tcW w:type="dxa" w:w="1484"/>
+            <w:tcMar>
+              <w:top w:w="60" w:type="dxa"/>
+              <w:bottom w:w="60" w:type="dxa"/>
+              <w:left w:w="100" w:type="dxa"/>
+              <w:right w:w="100" w:type="dxa"/>
+            </w:tcMar>
+            <w:shd w:val="clear" w:color="auto" w:fill="EBF5FB"/>
+          </w:tcPr>
+          <w:p>
+            <w:pPr>
+              <w:spacing w:before="40" w:after="40"/>
+            </w:pPr>
+            <w:r>
+              <w:rPr>
+                <w:rFonts w:ascii="Calibri" w:hAnsi="Calibri"/>
+                <w:b w:val="0"/>
+                <w:i w:val="0"/>
+                <w:sz w:val="20"/>
+              </w:rPr>
+              <w:t>[dd/mm]</w:t>
+            </w:r>
+          </w:p>
+        </w:tc>
+        <w:tc>
+          <w:tcPr>
+            <w:tcW w:type="dxa" w:w="1484"/>
+            <w:tcMar>
+              <w:top w:w="60" w:type="dxa"/>
+              <w:bottom w:w="60" w:type="dxa"/>
+              <w:left w:w="100" w:type="dxa"/>
+              <w:right w:w="100" w:type="dxa"/>
+            </w:tcMar>
+            <w:shd w:val="clear" w:color="auto" w:fill="EBF5FB"/>
+          </w:tcPr>
+          <w:p>
+            <w:pPr>
+              <w:spacing w:before="40" w:after="40"/>
+            </w:pPr>
+            <w:r>
+              <w:rPr>
+                <w:rFonts w:ascii="Calibri" w:hAnsi="Calibri"/>
+                <w:b w:val="0"/>
+                <w:i w:val="0"/>
+                <w:sz w:val="20"/>
+              </w:rPr>
+              <w:t>[N]</w:t>
+            </w:r>
+          </w:p>
+        </w:tc>
+        <w:tc>
+          <w:tcPr>
+            <w:tcW w:type="dxa" w:w="1484"/>
+            <w:tcMar>
+              <w:top w:w="60" w:type="dxa"/>
+              <w:bottom w:w="60" w:type="dxa"/>
+              <w:left w:w="100" w:type="dxa"/>
+              <w:right w:w="100" w:type="dxa"/>
+            </w:tcMar>
+            <w:shd w:val="clear" w:color="auto" w:fill="EBF5FB"/>
+          </w:tcPr>
+          <w:p>
+            <w:pPr>
+              <w:spacing w:before="40" w:after="40"/>
+            </w:pPr>
+            <w:r>
+              <w:rPr>
+                <w:rFonts w:ascii="Calibri" w:hAnsi="Calibri"/>
+                <w:b w:val="0"/>
+                <w:i w:val="0"/>
+                <w:sz w:val="20"/>
+              </w:rPr>
+              <w:t>[Pendente avaliação / Pendente aceite / Aprovada]</w:t>
+            </w:r>
+          </w:p>
+        </w:tc>
+        <w:tc>
+          <w:tcPr>
+            <w:tcW w:type="dxa" w:w="1484"/>
+            <w:tcMar>
+              <w:top w:w="60" w:type="dxa"/>
+              <w:bottom w:w="60" w:type="dxa"/>
+              <w:left w:w="100" w:type="dxa"/>
+              <w:right w:w="100" w:type="dxa"/>
+            </w:tcMar>
+            <w:shd w:val="clear" w:color="auto" w:fill="EBF5FB"/>
+          </w:tcPr>
+          <w:p>
+            <w:pPr>
+              <w:spacing w:before="40" w:after="40"/>
+            </w:pPr>
+            <w:r>
+              <w:rPr>
+                <w:rFonts w:ascii="Calibri" w:hAnsi="Calibri"/>
+                <w:b w:val="0"/>
+                <w:i w:val="0"/>
+                <w:sz w:val="20"/>
+              </w:rPr>
+              <w:t>[dd/mm]</w:t>
+            </w:r>
+          </w:p>
+        </w:tc>
+      </w:tr>
+    </w:tbl>
+    <w:p>
+      <w:pPr>
+        <w:spacing w:before="0" w:after="160"/>
+      </w:pPr>
+    </w:p>
+    <w:p>
+      <w:pPr>
+        <w:spacing w:before="40" w:after="120"/>
+        <w:ind w:left="454"/>
+        <w:pBdr>
+          <w:left w:val="single" w:sz="12" w:space="8" w:color="003366"/>
+        </w:pBdr>
+      </w:pPr>
+      <w:r>
+        <w:rPr>
+          <w:rFonts w:ascii="Calibri" w:hAnsi="Calibri"/>
+          <w:b w:val="0"/>
+          <w:i/>
+          <w:color w:val="1A5276"/>
+          <w:sz w:val="22"/>
+        </w:rPr>
+        <w:t>Status possíveis:</w:t>
+      </w:r>
+      <w:r>
+        <w:rPr>
+          <w:rFonts w:ascii="Calibri" w:hAnsi="Calibri"/>
+          <w:b w:val="0"/>
+          <w:i w:val="0"/>
+          <w:color w:val="1A5276"/>
+          <w:sz w:val="22"/>
+        </w:rPr>
+        <w:t xml:space="preserve"> Pendente avaliação → Pendente análise técnica → Pendente aceite → Aprovada. A aprovação ajusta a baseline conforme o fluxo de change request (TPL-GPR-006).</w:t>
+      </w:r>
+    </w:p>
+    <w:p>
+      <w:pPr>
+        <w:pStyle w:val="Heading1"/>
+        <w:keepNext/>
+        <w:keepLines/>
+        <w:pBdr>
+          <w:bottom w:val="single" w:sz="4" w:space="2" w:color="D6E4F0"/>
+        </w:pBdr>
+      </w:pPr>
+      <w:r>
+        <w:t>9. Decisões necessárias</w:t>
+      </w:r>
+    </w:p>
+    <w:p>
+      <w:pPr>
+        <w:spacing w:before="0" w:after="120"/>
+      </w:pPr>
+      <w:r>
+        <w:rPr>
+          <w:rFonts w:ascii="Calibri" w:hAnsi="Calibri"/>
+          <w:b w:val="0"/>
+          <w:i/>
+          <w:sz w:val="22"/>
+        </w:rPr>
+        <w:t>[Itens que dependem de decisão das partes interessadas para destravar o próximo período. Se não houver, registrar "Nenhuma decisão pendente".]</w:t>
+      </w:r>
+    </w:p>
+    <w:tbl>
+      <w:tblPr>
+        <w:tblW w:type="auto" w:w="0"/>
+        <w:tblLook w:firstColumn="1" w:firstRow="1" w:lastColumn="0" w:lastRow="0" w:noHBand="0" w:noVBand="1" w:val="04A0"/>
+        <w:tblBorders>
+          <w:top w:val="single" w:sz="4" w:space="0" w:color="003366"/>
+          <w:left w:val="single" w:sz="4" w:space="0" w:color="003366"/>
+          <w:bottom w:val="single" w:sz="4" w:space="0" w:color="003366"/>
+          <w:right w:val="single" w:sz="4" w:space="0" w:color="003366"/>
+          <w:insideH w:val="single" w:sz="4" w:space="0" w:color="003366"/>
+          <w:insideV w:val="single" w:sz="4" w:space="0" w:color="003366"/>
+        </w:tblBorders>
+      </w:tblPr>
+      <w:tblGrid>
+        <w:gridCol w:w="2967"/>
+        <w:gridCol w:w="2967"/>
+        <w:gridCol w:w="2967"/>
+      </w:tblGrid>
+      <w:tr>
+        <w:trPr>
+          <w:cantSplit w:val="1"/>
+        </w:trPr>
+        <w:tc>
+          <w:tcPr>
+            <w:tcW w:type="dxa" w:w="2967"/>
+            <w:tcMar>
+              <w:top w:w="60" w:type="dxa"/>
+              <w:bottom w:w="60" w:type="dxa"/>
+              <w:left w:w="100" w:type="dxa"/>
+              <w:right w:w="100" w:type="dxa"/>
+            </w:tcMar>
+            <w:shd w:val="clear" w:color="auto" w:fill="003366"/>
+          </w:tcPr>
+          <w:p>
+            <w:pPr>
+              <w:spacing w:before="40" w:after="40"/>
+            </w:pPr>
+            <w:r>
+              <w:rPr>
+                <w:rFonts w:ascii="Calibri" w:hAnsi="Calibri"/>
+                <w:b/>
+                <w:i w:val="0"/>
+                <w:color w:val="FFFFFF"/>
+                <w:sz w:val="20"/>
+              </w:rPr>
+              <w:t>Decisão necessária</w:t>
+            </w:r>
+          </w:p>
+        </w:tc>
+        <w:tc>
+          <w:tcPr>
+            <w:tcW w:type="dxa" w:w="2967"/>
+            <w:tcMar>
+              <w:top w:w="60" w:type="dxa"/>
+              <w:bottom w:w="60" w:type="dxa"/>
+              <w:left w:w="100" w:type="dxa"/>
+              <w:right w:w="100" w:type="dxa"/>
+            </w:tcMar>
+            <w:shd w:val="clear" w:color="auto" w:fill="003366"/>
+          </w:tcPr>
+          <w:p>
+            <w:pPr>
+              <w:spacing w:before="40" w:after="40"/>
+            </w:pPr>
+            <w:r>
+              <w:rPr>
+                <w:rFonts w:ascii="Calibri" w:hAnsi="Calibri"/>
+                <w:b/>
+                <w:i w:val="0"/>
+                <w:color w:val="FFFFFF"/>
+                <w:sz w:val="20"/>
+              </w:rPr>
+              <w:t>Responsável pela decisão</w:t>
+            </w:r>
+          </w:p>
+        </w:tc>
+        <w:tc>
+          <w:tcPr>
+            <w:tcW w:type="dxa" w:w="2967"/>
+            <w:tcMar>
+              <w:top w:w="60" w:type="dxa"/>
+              <w:bottom w:w="60" w:type="dxa"/>
+              <w:left w:w="100" w:type="dxa"/>
+              <w:right w:w="100" w:type="dxa"/>
+            </w:tcMar>
+            <w:shd w:val="clear" w:color="auto" w:fill="003366"/>
+          </w:tcPr>
+          <w:p>
+            <w:pPr>
+              <w:spacing w:before="40" w:after="40"/>
+            </w:pPr>
+            <w:r>
+              <w:rPr>
+                <w:rFonts w:ascii="Calibri" w:hAnsi="Calibri"/>
+                <w:b/>
+                <w:i w:val="0"/>
+                <w:color w:val="FFFFFF"/>
+                <w:sz w:val="20"/>
+              </w:rPr>
+              <w:t>Prazo desejado</w:t>
+            </w:r>
+          </w:p>
+        </w:tc>
+      </w:tr>
+      <w:tr>
+        <w:trPr>
+          <w:cantSplit w:val="1"/>
+        </w:trPr>
+        <w:tc>
+          <w:tcPr>
+            <w:tcW w:type="dxa" w:w="2967"/>
+            <w:tcMar>
+              <w:top w:w="60" w:type="dxa"/>
+              <w:bottom w:w="60" w:type="dxa"/>
+              <w:left w:w="100" w:type="dxa"/>
+              <w:right w:w="100" w:type="dxa"/>
+            </w:tcMar>
+            <w:shd w:val="clear" w:color="auto" w:fill="EBF5FB"/>
+          </w:tcPr>
+          <w:p>
+            <w:pPr>
+              <w:spacing w:before="40" w:after="40"/>
+            </w:pPr>
+            <w:r>
+              <w:rPr>
+                <w:rFonts w:ascii="Calibri" w:hAnsi="Calibri"/>
+                <w:b w:val="0"/>
+                <w:i w:val="0"/>
+                <w:sz w:val="20"/>
+              </w:rPr>
+              <w:t>[...]</w:t>
+            </w:r>
+          </w:p>
+        </w:tc>
+        <w:tc>
+          <w:tcPr>
+            <w:tcW w:type="dxa" w:w="2967"/>
+            <w:tcMar>
+              <w:top w:w="60" w:type="dxa"/>
+              <w:bottom w:w="60" w:type="dxa"/>
+              <w:left w:w="100" w:type="dxa"/>
+              <w:right w:w="100" w:type="dxa"/>
+            </w:tcMar>
+            <w:shd w:val="clear" w:color="auto" w:fill="EBF5FB"/>
+          </w:tcPr>
+          <w:p>
+            <w:pPr>
+              <w:spacing w:before="40" w:after="40"/>
+            </w:pPr>
+            <w:r>
+              <w:rPr>
+                <w:rFonts w:ascii="Calibri" w:hAnsi="Calibri"/>
+                <w:b w:val="0"/>
+                <w:i w:val="0"/>
+                <w:sz w:val="20"/>
+              </w:rPr>
+              <w:t>[cliente / PO / patrocinador]</w:t>
+            </w:r>
+          </w:p>
+        </w:tc>
+        <w:tc>
+          <w:tcPr>
+            <w:tcW w:type="dxa" w:w="2967"/>
+            <w:tcMar>
+              <w:top w:w="60" w:type="dxa"/>
+              <w:bottom w:w="60" w:type="dxa"/>
+              <w:left w:w="100" w:type="dxa"/>
+              <w:right w:w="100" w:type="dxa"/>
+            </w:tcMar>
+            <w:shd w:val="clear" w:color="auto" w:fill="EBF5FB"/>
+          </w:tcPr>
+          <w:p>
+            <w:pPr>
+              <w:spacing w:before="40" w:after="40"/>
+            </w:pPr>
+            <w:r>
+              <w:rPr>
+                <w:rFonts w:ascii="Calibri" w:hAnsi="Calibri"/>
+                <w:b w:val="0"/>
+                <w:i w:val="0"/>
+                <w:sz w:val="20"/>
+              </w:rPr>
+              <w:t>[dd/mm/aaaa]</w:t>
+            </w:r>
+          </w:p>
+        </w:tc>
+      </w:tr>
+    </w:tbl>
+    <w:p>
+      <w:pPr>
+        <w:spacing w:before="0" w:after="160"/>
+      </w:pPr>
+    </w:p>
+    <w:p>
+      <w:pPr>
+        <w:pStyle w:val="Heading1"/>
+        <w:keepNext/>
+        <w:keepLines/>
+        <w:pBdr>
+          <w:bottom w:val="single" w:sz="4" w:space="2" w:color="D6E4F0"/>
+        </w:pBdr>
+      </w:pPr>
+      <w:r>
+        <w:t>Cadência de reporte</w:t>
+      </w:r>
+    </w:p>
+    <w:p>
+      <w:pPr>
+        <w:spacing w:before="0" w:after="120"/>
+      </w:pPr>
+      <w:r>
+        <w:rPr>
+          <w:rFonts w:ascii="Calibri" w:hAnsi="Calibri"/>
+          <w:b w:val="0"/>
+          <w:i/>
+          <w:sz w:val="22"/>
+        </w:rPr>
+        <w:t>[Defina e mantenha visível a cadência acordada com o cliente — periodicidade, participantes e formato.]</w:t>
+      </w:r>
+    </w:p>
+    <w:tbl>
+      <w:tblPr>
+        <w:tblW w:type="auto" w:w="0"/>
+        <w:tblLook w:firstColumn="1" w:firstRow="1" w:lastColumn="0" w:lastRow="0" w:noHBand="0" w:noVBand="1" w:val="04A0"/>
+        <w:tblBorders>
+          <w:top w:val="single" w:sz="4" w:space="0" w:color="003366"/>
+          <w:left w:val="single" w:sz="4" w:space="0" w:color="003366"/>
+          <w:bottom w:val="single" w:sz="4" w:space="0" w:color="003366"/>
+          <w:right w:val="single" w:sz="4" w:space="0" w:color="003366"/>
+          <w:insideH w:val="single" w:sz="4" w:space="0" w:color="003366"/>
+          <w:insideV w:val="single" w:sz="4" w:space="0" w:color="003366"/>
+        </w:tblBorders>
+      </w:tblPr>
+      <w:tblGrid>
+        <w:gridCol w:w="4451"/>
+        <w:gridCol w:w="4451"/>
+      </w:tblGrid>
+      <w:tr>
+        <w:trPr>
+          <w:cantSplit w:val="1"/>
+        </w:trPr>
+        <w:tc>
+          <w:tcPr>
+            <w:tcW w:type="dxa" w:w="4451"/>
+            <w:tcMar>
+              <w:top w:w="60" w:type="dxa"/>
+              <w:bottom w:w="60" w:type="dxa"/>
+              <w:left w:w="100" w:type="dxa"/>
+              <w:right w:w="100" w:type="dxa"/>
+            </w:tcMar>
+            <w:shd w:val="clear" w:color="auto" w:fill="003366"/>
+          </w:tcPr>
+          <w:p>
+            <w:pPr>
+              <w:spacing w:before="40" w:after="40"/>
+            </w:pPr>
+            <w:r>
+              <w:rPr>
+                <w:rFonts w:ascii="Calibri" w:hAnsi="Calibri"/>
+                <w:b/>
+                <w:i w:val="0"/>
+                <w:color w:val="FFFFFF"/>
+                <w:sz w:val="20"/>
+              </w:rPr>
+              <w:t>Item</w:t>
+            </w:r>
+          </w:p>
+        </w:tc>
+        <w:tc>
+          <w:tcPr>
+            <w:tcW w:type="dxa" w:w="4451"/>
+            <w:tcMar>
+              <w:top w:w="60" w:type="dxa"/>
+              <w:bottom w:w="60" w:type="dxa"/>
+              <w:left w:w="100" w:type="dxa"/>
+              <w:right w:w="100" w:type="dxa"/>
+            </w:tcMar>
+            <w:shd w:val="clear" w:color="auto" w:fill="003366"/>
+          </w:tcPr>
+          <w:p>
+            <w:pPr>
+              <w:spacing w:before="40" w:after="40"/>
+            </w:pPr>
+            <w:r>
+              <w:rPr>
+                <w:rFonts w:ascii="Calibri" w:hAnsi="Calibri"/>
+                <w:b/>
+                <w:i w:val="0"/>
+                <w:color w:val="FFFFFF"/>
+                <w:sz w:val="20"/>
+              </w:rPr>
+              <w:t>Definição</w:t>
+            </w:r>
+          </w:p>
+        </w:tc>
+      </w:tr>
+      <w:tr>
+        <w:trPr>
+          <w:cantSplit w:val="1"/>
+        </w:trPr>
+        <w:tc>
+          <w:tcPr>
+            <w:tcW w:type="dxa" w:w="4451"/>
+            <w:tcMar>
+              <w:top w:w="60" w:type="dxa"/>
+              <w:bottom w:w="60" w:type="dxa"/>
+              <w:left w:w="100" w:type="dxa"/>
+              <w:right w:w="100" w:type="dxa"/>
+            </w:tcMar>
+            <w:shd w:val="clear" w:color="auto" w:fill="EBF5FB"/>
+          </w:tcPr>
+          <w:p>
+            <w:pPr>
+              <w:spacing w:before="40" w:after="40"/>
+            </w:pPr>
+            <w:r>
+              <w:rPr>
+                <w:rFonts w:ascii="Calibri" w:hAnsi="Calibri"/>
+                <w:b/>
+                <w:i w:val="0"/>
+                <w:sz w:val="20"/>
+              </w:rPr>
+              <w:t>Periodicidade</w:t>
+            </w:r>
+          </w:p>
+        </w:tc>
+        <w:tc>
+          <w:tcPr>
+            <w:tcW w:type="dxa" w:w="4451"/>
+            <w:tcMar>
+              <w:top w:w="60" w:type="dxa"/>
+              <w:bottom w:w="60" w:type="dxa"/>
+              <w:left w:w="100" w:type="dxa"/>
+              <w:right w:w="100" w:type="dxa"/>
+            </w:tcMar>
+            <w:shd w:val="clear" w:color="auto" w:fill="EBF5FB"/>
+          </w:tcPr>
+          <w:p>
+            <w:pPr>
+              <w:spacing w:before="40" w:after="40"/>
+            </w:pPr>
+            <w:r>
+              <w:rPr>
+                <w:rFonts w:ascii="Calibri" w:hAnsi="Calibri"/>
+                <w:b w:val="0"/>
+                <w:i w:val="0"/>
+                <w:sz w:val="20"/>
+              </w:rPr>
+              <w:t>[ex.: quinzenal / mensal]</w:t>
+            </w:r>
+          </w:p>
+        </w:tc>
+      </w:tr>
+      <w:tr>
+        <w:trPr>
+          <w:cantSplit w:val="1"/>
+        </w:trPr>
+        <w:tc>
+          <w:tcPr>
+            <w:tcW w:type="dxa" w:w="4451"/>
+            <w:tcMar>
+              <w:top w:w="60" w:type="dxa"/>
+              <w:bottom w:w="60" w:type="dxa"/>
+              <w:left w:w="100" w:type="dxa"/>
+              <w:right w:w="100" w:type="dxa"/>
+            </w:tcMar>
+          </w:tcPr>
+          <w:p>
+            <w:pPr>
+              <w:spacing w:before="40" w:after="40"/>
+            </w:pPr>
+            <w:r>
+              <w:rPr>
+                <w:rFonts w:ascii="Calibri" w:hAnsi="Calibri"/>
+                <w:b/>
+                <w:i w:val="0"/>
+                <w:sz w:val="20"/>
+              </w:rPr>
+              <w:t>Participantes obrigatórios</w:t>
+            </w:r>
+          </w:p>
+        </w:tc>
+        <w:tc>
+          <w:tcPr>
+            <w:tcW w:type="dxa" w:w="4451"/>
+            <w:tcMar>
+              <w:top w:w="60" w:type="dxa"/>
+              <w:bottom w:w="60" w:type="dxa"/>
+              <w:left w:w="100" w:type="dxa"/>
+              <w:right w:w="100" w:type="dxa"/>
+            </w:tcMar>
+          </w:tcPr>
+          <w:p>
+            <w:pPr>
+              <w:spacing w:before="40" w:after="40"/>
+            </w:pPr>
+            <w:r>
+              <w:rPr>
+                <w:rFonts w:ascii="Calibri" w:hAnsi="Calibri"/>
+                <w:b w:val="0"/>
+                <w:i w:val="0"/>
+                <w:sz w:val="20"/>
+              </w:rPr>
+              <w:t>[papéis/partes]</w:t>
+            </w:r>
+          </w:p>
+        </w:tc>
+      </w:tr>
+      <w:tr>
+        <w:trPr>
+          <w:cantSplit w:val="1"/>
+        </w:trPr>
+        <w:tc>
+          <w:tcPr>
+            <w:tcW w:type="dxa" w:w="4451"/>
+            <w:tcMar>
+              <w:top w:w="60" w:type="dxa"/>
+              <w:bottom w:w="60" w:type="dxa"/>
+              <w:left w:w="100" w:type="dxa"/>
+              <w:right w:w="100" w:type="dxa"/>
+            </w:tcMar>
+            <w:shd w:val="clear" w:color="auto" w:fill="EBF5FB"/>
+          </w:tcPr>
+          <w:p>
+            <w:pPr>
+              <w:spacing w:before="40" w:after="40"/>
+            </w:pPr>
+            <w:r>
+              <w:rPr>
+                <w:rFonts w:ascii="Calibri" w:hAnsi="Calibri"/>
+                <w:b/>
+                <w:i w:val="0"/>
+                <w:sz w:val="20"/>
+              </w:rPr>
+              <w:t>Participantes opcionais</w:t>
+            </w:r>
+          </w:p>
+        </w:tc>
+        <w:tc>
+          <w:tcPr>
+            <w:tcW w:type="dxa" w:w="4451"/>
+            <w:tcMar>
+              <w:top w:w="60" w:type="dxa"/>
+              <w:bottom w:w="60" w:type="dxa"/>
+              <w:left w:w="100" w:type="dxa"/>
+              <w:right w:w="100" w:type="dxa"/>
+            </w:tcMar>
+            <w:shd w:val="clear" w:color="auto" w:fill="EBF5FB"/>
+          </w:tcPr>
+          <w:p>
+            <w:pPr>
+              <w:spacing w:before="40" w:after="40"/>
+            </w:pPr>
+            <w:r>
+              <w:rPr>
+                <w:rFonts w:ascii="Calibri" w:hAnsi="Calibri"/>
+                <w:b w:val="0"/>
+                <w:i w:val="0"/>
+                <w:sz w:val="20"/>
+              </w:rPr>
+              <w:t>[papéis/partes]</w:t>
+            </w:r>
+          </w:p>
+        </w:tc>
+      </w:tr>
+      <w:tr>
+        <w:trPr>
+          <w:cantSplit w:val="1"/>
+        </w:trPr>
+        <w:tc>
+          <w:tcPr>
+            <w:tcW w:type="dxa" w:w="4451"/>
+            <w:tcMar>
+              <w:top w:w="60" w:type="dxa"/>
+              <w:bottom w:w="60" w:type="dxa"/>
+              <w:left w:w="100" w:type="dxa"/>
+              <w:right w:w="100" w:type="dxa"/>
+            </w:tcMar>
+          </w:tcPr>
+          <w:p>
+            <w:pPr>
+              <w:spacing w:before="40" w:after="40"/>
+            </w:pPr>
+            <w:r>
+              <w:rPr>
+                <w:rFonts w:ascii="Calibri" w:hAnsi="Calibri"/>
+                <w:b/>
+                <w:i w:val="0"/>
+                <w:sz w:val="20"/>
+              </w:rPr>
+              <w:t>Canal</w:t>
+            </w:r>
+          </w:p>
+        </w:tc>
+        <w:tc>
+          <w:tcPr>
+            <w:tcW w:type="dxa" w:w="4451"/>
+            <w:tcMar>
+              <w:top w:w="60" w:type="dxa"/>
+              <w:bottom w:w="60" w:type="dxa"/>
+              <w:left w:w="100" w:type="dxa"/>
+              <w:right w:w="100" w:type="dxa"/>
+            </w:tcMar>
+          </w:tcPr>
+          <w:p>
+            <w:pPr>
+              <w:spacing w:before="40" w:after="40"/>
+            </w:pPr>
+            <w:r>
+              <w:rPr>
+                <w:rFonts w:ascii="Calibri" w:hAnsi="Calibri"/>
+                <w:b w:val="0"/>
+                <w:i w:val="0"/>
+                <w:sz w:val="20"/>
+              </w:rPr>
+              <w:t>[ex.: reunião + envio do report em PDF]</w:t>
+            </w:r>
+          </w:p>
+        </w:tc>
+      </w:tr>
+    </w:tbl>
+    <w:p>
+      <w:pPr>
+        <w:spacing w:before="0" w:after="160"/>
+      </w:pPr>
+    </w:p>
+    <w:p>
+      <w:pPr>
+        <w:pStyle w:val="Heading1"/>
+        <w:keepNext/>
+        <w:keepLines/>
+        <w:pBdr>
+          <w:bottom w:val="single" w:sz="4" w:space="2" w:color="D6E4F0"/>
+        </w:pBdr>
+      </w:pPr>
+      <w:r>
+        <w:t>Histórico de revisões do template</w:t>
+      </w:r>
+    </w:p>
+    <w:tbl>
+      <w:tblPr>
+        <w:tblW w:type="auto" w:w="0"/>
+        <w:tblLook w:firstColumn="1" w:firstRow="1" w:lastColumn="0" w:lastRow="0" w:noHBand="0" w:noVBand="1" w:val="04A0"/>
+        <w:tblBorders>
+          <w:top w:val="single" w:sz="4" w:space="0" w:color="AAAAAA"/>
+          <w:left w:val="single" w:sz="4" w:space="0" w:color="AAAAAA"/>
+          <w:bottom w:val="single" w:sz="4" w:space="0" w:color="AAAAAA"/>
+          <w:right w:val="single" w:sz="4" w:space="0" w:color="AAAAAA"/>
+          <w:insideH w:val="single" w:sz="4" w:space="0" w:color="AAAAAA"/>
+          <w:insideV w:val="single" w:sz="4" w:space="0" w:color="AAAAAA"/>
+        </w:tblBorders>
+      </w:tblPr>
+      <w:tblGrid>
+        <w:gridCol w:w="2225"/>
+        <w:gridCol w:w="2225"/>
+        <w:gridCol w:w="2225"/>
+        <w:gridCol w:w="2225"/>
+      </w:tblGrid>
+      <w:tr>
+        <w:trPr>
+          <w:cantSplit w:val="1"/>
+        </w:trPr>
+        <w:tc>
+          <w:tcPr>
+            <w:tcW w:type="dxa" w:w="2225"/>
+            <w:tcMar>
+              <w:top w:w="60" w:type="dxa"/>
+              <w:bottom w:w="60" w:type="dxa"/>
+              <w:left w:w="100" w:type="dxa"/>
+              <w:right w:w="100" w:type="dxa"/>
+            </w:tcMar>
+            <w:shd w:val="clear" w:color="auto" w:fill="D6E4F0"/>
+          </w:tcPr>
+          <w:p>
+            <w:pPr>
+              <w:spacing w:before="40" w:after="40"/>
+            </w:pPr>
+            <w:r>
+              <w:rPr>
+                <w:rFonts w:ascii="Calibri" w:hAnsi="Calibri"/>
+                <w:b/>
+                <w:i w:val="0"/>
+                <w:sz w:val="20"/>
+              </w:rPr>
+              <w:t>Versão</w:t>
+            </w:r>
+          </w:p>
+        </w:tc>
+        <w:tc>
+          <w:tcPr>
+            <w:tcW w:type="dxa" w:w="2225"/>
+            <w:tcMar>
+              <w:top w:w="60" w:type="dxa"/>
+              <w:bottom w:w="60" w:type="dxa"/>
+              <w:left w:w="100" w:type="dxa"/>
+              <w:right w:w="100" w:type="dxa"/>
+            </w:tcMar>
+            <w:shd w:val="clear" w:color="auto" w:fill="D6E4F0"/>
+          </w:tcPr>
+          <w:p>
+            <w:pPr>
+              <w:spacing w:before="40" w:after="40"/>
+            </w:pPr>
+            <w:r>
+              <w:rPr>
+                <w:rFonts w:ascii="Calibri" w:hAnsi="Calibri"/>
+                <w:b/>
+                <w:i w:val="0"/>
+                <w:sz w:val="20"/>
+              </w:rPr>
+              <w:t>Data</w:t>
+            </w:r>
+          </w:p>
+        </w:tc>
+        <w:tc>
+          <w:tcPr>
+            <w:tcW w:type="dxa" w:w="2225"/>
+            <w:tcMar>
+              <w:top w:w="60" w:type="dxa"/>
+              <w:bottom w:w="60" w:type="dxa"/>
+              <w:left w:w="100" w:type="dxa"/>
+              <w:right w:w="100" w:type="dxa"/>
+            </w:tcMar>
+            <w:shd w:val="clear" w:color="auto" w:fill="D6E4F0"/>
+          </w:tcPr>
+          <w:p>
+            <w:pPr>
+              <w:spacing w:before="40" w:after="40"/>
+            </w:pPr>
+            <w:r>
+              <w:rPr>
+                <w:rFonts w:ascii="Calibri" w:hAnsi="Calibri"/>
+                <w:b/>
+                <w:i w:val="0"/>
+                <w:sz w:val="20"/>
+              </w:rPr>
+              <w:t>Autor</w:t>
+            </w:r>
+          </w:p>
+        </w:tc>
+        <w:tc>
+          <w:tcPr>
+            <w:tcW w:type="dxa" w:w="2225"/>
+            <w:tcMar>
+              <w:top w:w="60" w:type="dxa"/>
+              <w:bottom w:w="60" w:type="dxa"/>
+              <w:left w:w="100" w:type="dxa"/>
+              <w:right w:w="100" w:type="dxa"/>
+            </w:tcMar>
+            <w:shd w:val="clear" w:color="auto" w:fill="D6E4F0"/>
+          </w:tcPr>
+          <w:p>
+            <w:pPr>
+              <w:spacing w:before="40" w:after="40"/>
+            </w:pPr>
+            <w:r>
+              <w:rPr>
+                <w:rFonts w:ascii="Calibri" w:hAnsi="Calibri"/>
+                <w:b/>
+                <w:i w:val="0"/>
+                <w:sz w:val="20"/>
+              </w:rPr>
+              <w:t>Descrição</w:t>
+            </w:r>
+          </w:p>
+        </w:tc>
+      </w:tr>
+      <w:tr>
+        <w:trPr>
+          <w:cantSplit w:val="1"/>
+        </w:trPr>
+        <w:tc>
+          <w:tcPr>
+            <w:tcW w:type="dxa" w:w="2225"/>
+            <w:tcMar>
+              <w:top w:w="60" w:type="dxa"/>
+              <w:bottom w:w="60" w:type="dxa"/>
+              <w:left w:w="100" w:type="dxa"/>
+              <w:right w:w="100" w:type="dxa"/>
+            </w:tcMar>
+            <w:shd w:val="clear" w:color="auto" w:fill="F0F4F8"/>
+          </w:tcPr>
+          <w:p>
+            <w:pPr>
+              <w:spacing w:before="40" w:after="40"/>
+            </w:pPr>
+            <w:r>
+              <w:rPr>
+                <w:rFonts w:ascii="Calibri" w:hAnsi="Calibri"/>
+                <w:b/>
+                <w:i w:val="0"/>
+                <w:sz w:val="20"/>
+              </w:rPr>
+              <w:t>1.0</w:t>
+            </w:r>
+          </w:p>
+        </w:tc>
+        <w:tc>
+          <w:tcPr>
+            <w:tcW w:type="dxa" w:w="2225"/>
+            <w:tcMar>
+              <w:top w:w="60" w:type="dxa"/>
+              <w:bottom w:w="60" w:type="dxa"/>
+              <w:left w:w="100" w:type="dxa"/>
+              <w:right w:w="100" w:type="dxa"/>
+            </w:tcMar>
+          </w:tcPr>
+          <w:p>
+            <w:pPr>
+              <w:spacing w:before="40" w:after="40"/>
+            </w:pPr>
+            <w:r>
+              <w:rPr>
+                <w:rFonts w:ascii="Calibri" w:hAnsi="Calibri"/>
+                <w:b w:val="0"/>
+                <w:i w:val="0"/>
+                <w:sz w:val="20"/>
+              </w:rPr>
+              <w:t>10/09/2025</w:t>
+            </w:r>
+          </w:p>
+        </w:tc>
+        <w:tc>
+          <w:tcPr>
+            <w:tcW w:type="dxa" w:w="2225"/>
+            <w:tcMar>
+              <w:top w:w="60" w:type="dxa"/>
+              <w:bottom w:w="60" w:type="dxa"/>
+              <w:left w:w="100" w:type="dxa"/>
+              <w:right w:w="100" w:type="dxa"/>
+            </w:tcMar>
+          </w:tcPr>
+          <w:p>
+            <w:pPr>
+              <w:spacing w:before="40" w:after="40"/>
+            </w:pPr>
+            <w:r>
+              <w:rPr>
+                <w:rFonts w:ascii="Calibri" w:hAnsi="Calibri"/>
+                <w:b w:val="0"/>
+                <w:i w:val="0"/>
+                <w:sz w:val="20"/>
+              </w:rPr>
+              <w:t>Time de Melhoria Contínua</w:t>
+            </w:r>
+          </w:p>
+        </w:tc>
+        <w:tc>
+          <w:tcPr>
+            <w:tcW w:type="dxa" w:w="2225"/>
+            <w:tcMar>
+              <w:top w:w="60" w:type="dxa"/>
+              <w:bottom w:w="60" w:type="dxa"/>
+              <w:left w:w="100" w:type="dxa"/>
+              <w:right w:w="100" w:type="dxa"/>
+            </w:tcMar>
+          </w:tcPr>
+          <w:p>
+            <w:pPr>
+              <w:spacing w:before="40" w:after="40"/>
+            </w:pPr>
+            <w:r>
+              <w:rPr>
+                <w:rFonts w:ascii="Calibri" w:hAnsi="Calibri"/>
+                <w:b w:val="0"/>
+                <w:i w:val="0"/>
+                <w:sz w:val="20"/>
+              </w:rPr>
+              <w:t>Versão inicial do template de relatório de acompanhamento</w:t>
+            </w:r>
+          </w:p>
+        </w:tc>
+      </w:tr>
+      <w:tr>
+        <w:trPr>
+          <w:cantSplit w:val="1"/>
+        </w:trPr>
+        <w:tc>
+          <w:tcPr>
+            <w:tcW w:type="dxa" w:w="2225"/>
+            <w:tcMar>
+              <w:top w:w="60" w:type="dxa"/>
+              <w:bottom w:w="60" w:type="dxa"/>
+              <w:left w:w="100" w:type="dxa"/>
+              <w:right w:w="100" w:type="dxa"/>
+            </w:tcMar>
+            <w:shd w:val="clear" w:color="auto" w:fill="F0F4F8"/>
+          </w:tcPr>
+          <w:p>
+            <w:pPr>
+              <w:spacing w:before="40" w:after="40"/>
+            </w:pPr>
+            <w:r>
+              <w:rPr>
+                <w:rFonts w:ascii="Calibri" w:hAnsi="Calibri"/>
+                <w:b/>
+                <w:i w:val="0"/>
+                <w:sz w:val="20"/>
+              </w:rPr>
+              <w:t>2.0</w:t>
+            </w:r>
+          </w:p>
+        </w:tc>
+        <w:tc>
+          <w:tcPr>
+            <w:tcW w:type="dxa" w:w="2225"/>
+            <w:tcMar>
+              <w:top w:w="60" w:type="dxa"/>
+              <w:bottom w:w="60" w:type="dxa"/>
+              <w:left w:w="100" w:type="dxa"/>
+              <w:right w:w="100" w:type="dxa"/>
+            </w:tcMar>
+          </w:tcPr>
+          <w:p>
+            <w:pPr>
+              <w:spacing w:before="40" w:after="40"/>
+            </w:pPr>
+            <w:r>
+              <w:rPr>
+                <w:rFonts w:ascii="Calibri" w:hAnsi="Calibri"/>
+                <w:b w:val="0"/>
+                <w:i w:val="0"/>
+                <w:sz w:val="20"/>
+              </w:rPr>
+              <w:t>11/06/2026</w:t>
+            </w:r>
+          </w:p>
+        </w:tc>
+        <w:tc>
+          <w:tcPr>
+            <w:tcW w:type="dxa" w:w="2225"/>
+            <w:tcMar>
+              <w:top w:w="60" w:type="dxa"/>
+              <w:bottom w:w="60" w:type="dxa"/>
+              <w:left w:w="100" w:type="dxa"/>
+              <w:right w:w="100" w:type="dxa"/>
+            </w:tcMar>
+          </w:tcPr>
+          <w:p>
+            <w:pPr>
+              <w:spacing w:before="40" w:after="40"/>
+            </w:pPr>
+            <w:r>
+              <w:rPr>
+                <w:rFonts w:ascii="Calibri" w:hAnsi="Calibri"/>
+                <w:b w:val="0"/>
+                <w:i w:val="0"/>
+                <w:sz w:val="20"/>
+              </w:rPr>
+              <w:t>Time de Melhoria Contínua</w:t>
+            </w:r>
+          </w:p>
+        </w:tc>
+        <w:tc>
+          <w:tcPr>
+            <w:tcW w:type="dxa" w:w="2225"/>
+            <w:tcMar>
+              <w:top w:w="60" w:type="dxa"/>
+              <w:bottom w:w="60" w:type="dxa"/>
+              <w:left w:w="100" w:type="dxa"/>
+              <w:right w:w="100" w:type="dxa"/>
+            </w:tcMar>
+          </w:tcPr>
+          <w:p>
+            <w:pPr>
+              <w:spacing w:before="40" w:after="40"/>
+            </w:pPr>
+            <w:r>
+              <w:rPr>
+                <w:rFonts w:ascii="Calibri" w:hAnsi="Calibri"/>
+                <w:b w:val="0"/>
+                <w:i w:val="0"/>
+                <w:sz w:val="20"/>
+              </w:rPr>
+              <w:t>Reestruturação completa para padrão executivo, incorporando os melhores padrões praticados pela Timeware: painel RAG de 4 dimensões com convenção de cores (§1), resumo do período com indicadores em destaque (§2), entregas com foco em valor (§3), diário de bordo com impacto em dias (§6), riscos no formato Ponto→Risco→Ação (§7), tabela de change requests com dias em aberto (§8), seção de decisões necessárias (§9) e definição de cadência de reporte</w:t>
+            </w:r>
+          </w:p>
+        </w:tc>
+      </w:tr>
+    </w:tbl>
+    <w:p>
+      <w:pPr>
+        <w:spacing w:before="0" w:after="160"/>
+      </w:pPr>
     </w:p>
     <w:sectPr>
       <w:headerReference w:type="default" r:id="rId9"/>
